--- a/assets/1 thành viên/02. Điều lệ.docx
+++ b/assets/1 thành viên/02. Điều lệ.docx
@@ -91,393 +91,487 @@
     </w:p>
     <w:p>
       <w:pPr>
+        <w:spacing w:before="160" w:line="240" w:lineRule="auto"/>
+        <w:jc w:val="center"/>
+        <w:rPr>
+          <w:i/>
+          <w:color w:val="000000" w:themeColor="text1"/>
+          <w:szCs w:val="24"/>
+        </w:rPr>
+      </w:pPr>
+      <w:r>
+        <w:rPr>
+          <w:rFonts w:cs="Times New Roman"/>
+          <w:b/>
+          <w:bCs/>
+        </w:rPr>
+        <w:t>{ten_cong_ty}</w:t>
+      </w:r>
+    </w:p>
+    <w:p>
+      <w:pPr>
+        <w:spacing w:line="300" w:lineRule="auto"/>
+        <w:contextualSpacing/>
+        <w:jc w:val="both"/>
+        <w:rPr>
+          <w:i/>
+          <w:color w:val="000000" w:themeColor="text1"/>
+          <w:sz w:val="25"/>
+          <w:szCs w:val="25"/>
+        </w:rPr>
+      </w:pPr>
+      <w:r>
+        <w:rPr>
+          <w:i/>
+          <w:color w:val="000000" w:themeColor="text1"/>
+          <w:sz w:val="25"/>
+          <w:szCs w:val="25"/>
+        </w:rPr>
+        <w:t>− Căn cứ vào Luật Doanh nghiệp số 59/2020/QH14 được Quốc hội nước CHXHCN Việt Nam thông qua ngày 17/06/2020;</w:t>
+      </w:r>
+    </w:p>
+    <w:p>
+      <w:pPr>
+        <w:spacing w:line="300" w:lineRule="auto"/>
+        <w:jc w:val="both"/>
+        <w:rPr>
+          <w:i/>
+          <w:iCs/>
+          <w:sz w:val="25"/>
+          <w:szCs w:val="25"/>
+        </w:rPr>
+      </w:pPr>
+      <w:r>
+        <w:rPr>
+          <w:i/>
+          <w:color w:val="000000" w:themeColor="text1"/>
+          <w:sz w:val="25"/>
+          <w:szCs w:val="25"/>
+        </w:rPr>
+        <w:t>-</w:t>
+      </w:r>
+      <w:r>
+        <w:rPr>
+          <w:i/>
+          <w:iCs/>
+          <w:sz w:val="25"/>
+          <w:szCs w:val="25"/>
+        </w:rPr>
+        <w:t xml:space="preserve"> Luật số 76/2025/QH15 sửa đổi, bổ sung một số điều của Luật Doanh nghiệp</w:t>
+      </w:r>
+    </w:p>
+    <w:p>
+      <w:pPr>
+        <w:spacing w:before="120" w:line="300" w:lineRule="auto"/>
+        <w:rPr>
+          <w:rFonts w:cs="Times New Roman"/>
+          <w:i/>
+          <w:sz w:val="25"/>
+          <w:szCs w:val="25"/>
+        </w:rPr>
+      </w:pPr>
+      <w:r>
+        <w:rPr>
+          <w:i/>
+          <w:color w:val="000000" w:themeColor="text1"/>
+          <w:sz w:val="25"/>
+          <w:szCs w:val="25"/>
+        </w:rPr>
+        <w:t xml:space="preserve">− </w:t>
+      </w:r>
+      <w:proofErr w:type="spellStart"/>
+      <w:r>
+        <w:rPr>
+          <w:i/>
+          <w:color w:val="000000" w:themeColor="text1"/>
+          <w:sz w:val="25"/>
+          <w:szCs w:val="25"/>
+        </w:rPr>
+        <w:t>Điều</w:t>
+      </w:r>
+      <w:proofErr w:type="spellEnd"/>
+      <w:r>
+        <w:rPr>
+          <w:i/>
+          <w:color w:val="000000" w:themeColor="text1"/>
+          <w:sz w:val="25"/>
+          <w:szCs w:val="25"/>
+        </w:rPr>
+        <w:t xml:space="preserve"> </w:t>
+      </w:r>
+      <w:proofErr w:type="spellStart"/>
+      <w:r>
+        <w:rPr>
+          <w:i/>
+          <w:color w:val="000000" w:themeColor="text1"/>
+          <w:sz w:val="25"/>
+          <w:szCs w:val="25"/>
+        </w:rPr>
+        <w:t>lệ</w:t>
+      </w:r>
+      <w:proofErr w:type="spellEnd"/>
+      <w:r>
+        <w:rPr>
+          <w:i/>
+          <w:color w:val="000000" w:themeColor="text1"/>
+          <w:sz w:val="25"/>
+          <w:szCs w:val="25"/>
+        </w:rPr>
+        <w:t xml:space="preserve"> </w:t>
+      </w:r>
+      <w:proofErr w:type="spellStart"/>
+      <w:r>
+        <w:rPr>
+          <w:i/>
+          <w:color w:val="000000" w:themeColor="text1"/>
+          <w:sz w:val="25"/>
+          <w:szCs w:val="25"/>
+        </w:rPr>
+        <w:t>này</w:t>
+      </w:r>
+      <w:proofErr w:type="spellEnd"/>
+      <w:r>
+        <w:rPr>
+          <w:i/>
+          <w:color w:val="000000" w:themeColor="text1"/>
+          <w:sz w:val="25"/>
+          <w:szCs w:val="25"/>
+        </w:rPr>
+        <w:t xml:space="preserve"> </w:t>
+      </w:r>
+      <w:proofErr w:type="spellStart"/>
+      <w:r>
+        <w:rPr>
+          <w:i/>
+          <w:color w:val="000000" w:themeColor="text1"/>
+          <w:sz w:val="25"/>
+          <w:szCs w:val="25"/>
+        </w:rPr>
+        <w:t>được</w:t>
+      </w:r>
+      <w:proofErr w:type="spellEnd"/>
+      <w:r>
+        <w:rPr>
+          <w:i/>
+          <w:color w:val="000000" w:themeColor="text1"/>
+          <w:sz w:val="25"/>
+          <w:szCs w:val="25"/>
+        </w:rPr>
+        <w:t xml:space="preserve"> soạn thảo </w:t>
+      </w:r>
+      <w:proofErr w:type="spellStart"/>
+      <w:r>
+        <w:rPr>
+          <w:i/>
+          <w:color w:val="000000" w:themeColor="text1"/>
+          <w:sz w:val="25"/>
+          <w:szCs w:val="25"/>
+        </w:rPr>
+        <w:t>và</w:t>
+      </w:r>
+      <w:proofErr w:type="spellEnd"/>
+      <w:r>
+        <w:rPr>
+          <w:i/>
+          <w:color w:val="000000" w:themeColor="text1"/>
+          <w:sz w:val="25"/>
+          <w:szCs w:val="25"/>
+        </w:rPr>
+        <w:t xml:space="preserve"> </w:t>
+      </w:r>
+      <w:proofErr w:type="spellStart"/>
+      <w:r>
+        <w:rPr>
+          <w:i/>
+          <w:color w:val="000000" w:themeColor="text1"/>
+          <w:sz w:val="25"/>
+          <w:szCs w:val="25"/>
+        </w:rPr>
+        <w:t>thông</w:t>
+      </w:r>
+      <w:proofErr w:type="spellEnd"/>
+      <w:r>
+        <w:rPr>
+          <w:i/>
+          <w:color w:val="000000" w:themeColor="text1"/>
+          <w:sz w:val="25"/>
+          <w:szCs w:val="25"/>
+        </w:rPr>
+        <w:t xml:space="preserve"> qua </w:t>
+      </w:r>
+      <w:proofErr w:type="spellStart"/>
+      <w:r>
+        <w:rPr>
+          <w:i/>
+          <w:color w:val="000000" w:themeColor="text1"/>
+          <w:sz w:val="25"/>
+          <w:szCs w:val="25"/>
+        </w:rPr>
+        <w:t>bởi</w:t>
+      </w:r>
+      <w:proofErr w:type="spellEnd"/>
+      <w:r>
+        <w:rPr>
+          <w:i/>
+          <w:color w:val="000000" w:themeColor="text1"/>
+          <w:sz w:val="25"/>
+          <w:szCs w:val="25"/>
+        </w:rPr>
+        <w:t xml:space="preserve"> </w:t>
+      </w:r>
+      <w:proofErr w:type="spellStart"/>
+      <w:r>
+        <w:rPr>
+          <w:i/>
+          <w:color w:val="000000" w:themeColor="text1"/>
+          <w:sz w:val="25"/>
+          <w:szCs w:val="25"/>
+        </w:rPr>
+        <w:t>các</w:t>
+      </w:r>
+      <w:proofErr w:type="spellEnd"/>
+      <w:r>
+        <w:rPr>
+          <w:i/>
+          <w:color w:val="000000" w:themeColor="text1"/>
+          <w:sz w:val="25"/>
+          <w:szCs w:val="25"/>
+        </w:rPr>
+        <w:t xml:space="preserve"> </w:t>
+      </w:r>
+      <w:proofErr w:type="spellStart"/>
+      <w:r>
+        <w:rPr>
+          <w:i/>
+          <w:color w:val="000000" w:themeColor="text1"/>
+          <w:sz w:val="25"/>
+          <w:szCs w:val="25"/>
+        </w:rPr>
+        <w:t>thành</w:t>
+      </w:r>
+      <w:proofErr w:type="spellEnd"/>
+      <w:r>
+        <w:rPr>
+          <w:i/>
+          <w:color w:val="000000" w:themeColor="text1"/>
+          <w:sz w:val="25"/>
+          <w:szCs w:val="25"/>
+        </w:rPr>
+        <w:t xml:space="preserve"> </w:t>
+      </w:r>
+      <w:proofErr w:type="spellStart"/>
+      <w:r>
+        <w:rPr>
+          <w:i/>
+          <w:color w:val="000000" w:themeColor="text1"/>
+          <w:sz w:val="25"/>
+          <w:szCs w:val="25"/>
+        </w:rPr>
+        <w:t>viên</w:t>
+      </w:r>
+      <w:proofErr w:type="spellEnd"/>
+      <w:r>
+        <w:rPr>
+          <w:i/>
+          <w:color w:val="000000" w:themeColor="text1"/>
+          <w:sz w:val="25"/>
+          <w:szCs w:val="25"/>
+        </w:rPr>
+        <w:t xml:space="preserve"> </w:t>
+      </w:r>
+      <w:proofErr w:type="spellStart"/>
+      <w:r>
+        <w:rPr>
+          <w:i/>
+          <w:color w:val="000000" w:themeColor="text1"/>
+          <w:sz w:val="25"/>
+          <w:szCs w:val="25"/>
+        </w:rPr>
+        <w:t>sáng</w:t>
+      </w:r>
+      <w:proofErr w:type="spellEnd"/>
+      <w:r>
+        <w:rPr>
+          <w:i/>
+          <w:color w:val="000000" w:themeColor="text1"/>
+          <w:sz w:val="25"/>
+          <w:szCs w:val="25"/>
+        </w:rPr>
+        <w:t xml:space="preserve"> </w:t>
+      </w:r>
+      <w:proofErr w:type="spellStart"/>
+      <w:r>
+        <w:rPr>
+          <w:i/>
+          <w:color w:val="000000" w:themeColor="text1"/>
+          <w:sz w:val="25"/>
+          <w:szCs w:val="25"/>
+        </w:rPr>
+        <w:t>lập</w:t>
+      </w:r>
+      <w:proofErr w:type="spellEnd"/>
+      <w:r>
+        <w:rPr>
+          <w:i/>
+          <w:color w:val="000000" w:themeColor="text1"/>
+          <w:sz w:val="25"/>
+          <w:szCs w:val="25"/>
+        </w:rPr>
+        <w:t xml:space="preserve"> </w:t>
+      </w:r>
+      <w:bookmarkStart w:id="0" w:name="_Hlk202514693"/>
+      <w:proofErr w:type="spellStart"/>
+      <w:r>
+        <w:rPr>
+          <w:rFonts w:cs="Times New Roman"/>
+          <w:i/>
+          <w:sz w:val="25"/>
+          <w:szCs w:val="25"/>
+        </w:rPr>
+        <w:t>ngày</w:t>
+      </w:r>
+      <w:proofErr w:type="spellEnd"/>
+      <w:r>
+        <w:rPr>
+          <w:rFonts w:cs="Times New Roman"/>
+          <w:i/>
+          <w:sz w:val="25"/>
+          <w:szCs w:val="25"/>
+        </w:rPr>
+        <w:t xml:space="preserve"> </w:t>
+      </w:r>
+      <w:r>
+        <w:rPr>
+          <w:rFonts w:cs="Times New Roman"/>
+          <w:i/>
+          <w:sz w:val="25"/>
+          <w:szCs w:val="25"/>
+        </w:rPr>
+        <w:t>{</w:t>
+      </w:r>
+      <w:proofErr w:type="spellStart"/>
+      <w:r>
+        <w:rPr>
+          <w:rFonts w:cs="Times New Roman"/>
+          <w:i/>
+          <w:sz w:val="25"/>
+          <w:szCs w:val="25"/>
+        </w:rPr>
+        <w:t>ngay_lam_don</w:t>
+      </w:r>
+      <w:proofErr w:type="spellEnd"/>
+      <w:r>
+        <w:rPr>
+          <w:rFonts w:cs="Times New Roman"/>
+          <w:i/>
+          <w:sz w:val="25"/>
+          <w:szCs w:val="25"/>
+        </w:rPr>
+        <w:t xml:space="preserve">} </w:t>
+      </w:r>
+      <w:proofErr w:type="spellStart"/>
+      <w:r>
+        <w:rPr>
+          <w:rFonts w:cs="Times New Roman"/>
+          <w:i/>
+          <w:sz w:val="25"/>
+          <w:szCs w:val="25"/>
+        </w:rPr>
+        <w:t>tháng</w:t>
+      </w:r>
+      <w:proofErr w:type="spellEnd"/>
+      <w:r>
+        <w:rPr>
+          <w:rFonts w:cs="Times New Roman"/>
+          <w:i/>
+          <w:sz w:val="25"/>
+          <w:szCs w:val="25"/>
+        </w:rPr>
+        <w:t xml:space="preserve"> {</w:t>
+      </w:r>
+      <w:proofErr w:type="spellStart"/>
+      <w:r>
+        <w:rPr>
+          <w:rFonts w:cs="Times New Roman"/>
+          <w:i/>
+          <w:sz w:val="25"/>
+          <w:szCs w:val="25"/>
+        </w:rPr>
+        <w:t>thang_lam_don</w:t>
+      </w:r>
+      <w:proofErr w:type="spellEnd"/>
+      <w:r>
+        <w:rPr>
+          <w:rFonts w:cs="Times New Roman"/>
+          <w:i/>
+          <w:sz w:val="25"/>
+          <w:szCs w:val="25"/>
+        </w:rPr>
+        <w:t xml:space="preserve">} </w:t>
+      </w:r>
+      <w:proofErr w:type="spellStart"/>
+      <w:r>
+        <w:rPr>
+          <w:rFonts w:cs="Times New Roman"/>
+          <w:i/>
+          <w:sz w:val="25"/>
+          <w:szCs w:val="25"/>
+        </w:rPr>
+        <w:t>năm</w:t>
+      </w:r>
+      <w:proofErr w:type="spellEnd"/>
+      <w:r>
+        <w:rPr>
+          <w:rFonts w:cs="Times New Roman"/>
+          <w:i/>
+          <w:sz w:val="25"/>
+          <w:szCs w:val="25"/>
+        </w:rPr>
+        <w:t xml:space="preserve"> {</w:t>
+      </w:r>
+      <w:proofErr w:type="spellStart"/>
+      <w:r>
+        <w:rPr>
+          <w:rFonts w:cs="Times New Roman"/>
+          <w:i/>
+          <w:sz w:val="25"/>
+          <w:szCs w:val="25"/>
+        </w:rPr>
+        <w:t>nam_lam_don</w:t>
+      </w:r>
+      <w:proofErr w:type="spellEnd"/>
+      <w:r>
+        <w:rPr>
+          <w:rFonts w:cs="Times New Roman"/>
+          <w:i/>
+          <w:sz w:val="25"/>
+          <w:szCs w:val="25"/>
+        </w:rPr>
+        <w:t>}</w:t>
+      </w:r>
+      <w:bookmarkEnd w:id="0"/>
+    </w:p>
+    <w:p>
+      <w:pPr>
         <w:spacing w:line="240" w:lineRule="auto"/>
         <w:contextualSpacing/>
-        <w:jc w:val="center"/>
-        <w:rPr>
-          <w:i/>
-          <w:color w:val="000000" w:themeColor="text1"/>
-          <w:szCs w:val="24"/>
-        </w:rPr>
-      </w:pPr>
-      <w:r>
-        <w:rPr>
-          <w:rFonts w:cs="Times New Roman"/>
+        <w:jc w:val="both"/>
+        <w:rPr>
+          <w:rFonts w:eastAsia="Times New Roman" w:cs="Times New Roman"/>
+          <w:szCs w:val="24"/>
+        </w:rPr>
+      </w:pPr>
+      <w:proofErr w:type="spellStart"/>
+      <w:r>
+        <w:rPr>
+          <w:rFonts w:eastAsia="Times New Roman" w:cs="Times New Roman"/>
           <w:b/>
           <w:bCs/>
-        </w:rPr>
-        <w:t>{ten_cong_ty}</w:t>
-      </w:r>
-    </w:p>
-    <w:p>
-      <w:pPr>
-        <w:spacing w:line="240" w:lineRule="auto"/>
-        <w:contextualSpacing/>
-        <w:jc w:val="both"/>
-        <w:rPr>
-          <w:i/>
-          <w:color w:val="000000" w:themeColor="text1"/>
-          <w:szCs w:val="24"/>
-        </w:rPr>
-      </w:pPr>
-      <w:r>
-        <w:rPr>
-          <w:i/>
-          <w:color w:val="000000" w:themeColor="text1"/>
-          <w:szCs w:val="24"/>
-        </w:rPr>
-        <w:t>− Căn cứ vào Luật Doanh nghiệp số 59/2020/QH14 được Quốc hội nước CHXHCN Việt Nam thông qua ngày 17/06/2020;</w:t>
-      </w:r>
-    </w:p>
-    <w:p>
-      <w:pPr>
-        <w:spacing w:line="240" w:lineRule="auto"/>
-        <w:jc w:val="both"/>
-        <w:rPr>
-          <w:i/>
-          <w:iCs/>
-          <w:szCs w:val="24"/>
-        </w:rPr>
-      </w:pPr>
-      <w:r>
-        <w:rPr>
-          <w:i/>
-          <w:color w:val="000000" w:themeColor="text1"/>
-          <w:szCs w:val="24"/>
-        </w:rPr>
-        <w:t>-</w:t>
-      </w:r>
-      <w:r>
-        <w:rPr>
-          <w:i/>
-          <w:iCs/>
-          <w:szCs w:val="24"/>
-        </w:rPr>
-        <w:t xml:space="preserve"> Luật số 76/2025/QH15 sửa đổi, bổ sung một số điều của Luật Doanh nghiệp</w:t>
-      </w:r>
-    </w:p>
-    <w:p>
-      <w:pPr>
-        <w:spacing w:before="120" w:line="276" w:lineRule="auto"/>
-        <w:rPr>
-          <w:rFonts w:cs="Times New Roman"/>
-          <w:i/>
-        </w:rPr>
-      </w:pPr>
-      <w:r>
-        <w:rPr>
-          <w:i/>
-          <w:color w:val="000000" w:themeColor="text1"/>
-          <w:szCs w:val="24"/>
-        </w:rPr>
-        <w:t xml:space="preserve">− </w:t>
-      </w:r>
-      <w:proofErr w:type="spellStart"/>
-      <w:r>
-        <w:rPr>
-          <w:i/>
-          <w:color w:val="000000" w:themeColor="text1"/>
-          <w:szCs w:val="24"/>
-        </w:rPr>
-        <w:t>Điều</w:t>
+          <w:szCs w:val="24"/>
+        </w:rPr>
+        <w:t>Chương</w:t>
       </w:r>
       <w:proofErr w:type="spellEnd"/>
-      <w:r>
-        <w:rPr>
-          <w:i/>
-          <w:color w:val="000000" w:themeColor="text1"/>
-          <w:szCs w:val="24"/>
-        </w:rPr>
-        <w:t xml:space="preserve"> </w:t>
-      </w:r>
-      <w:proofErr w:type="spellStart"/>
-      <w:r>
-        <w:rPr>
-          <w:i/>
-          <w:color w:val="000000" w:themeColor="text1"/>
-          <w:szCs w:val="24"/>
-        </w:rPr>
-        <w:t>lệ</w:t>
-      </w:r>
-      <w:proofErr w:type="spellEnd"/>
-      <w:r>
-        <w:rPr>
-          <w:i/>
-          <w:color w:val="000000" w:themeColor="text1"/>
-          <w:szCs w:val="24"/>
-        </w:rPr>
-        <w:t xml:space="preserve"> </w:t>
-      </w:r>
-      <w:proofErr w:type="spellStart"/>
-      <w:r>
-        <w:rPr>
-          <w:i/>
-          <w:color w:val="000000" w:themeColor="text1"/>
-          <w:szCs w:val="24"/>
-        </w:rPr>
-        <w:t>này</w:t>
-      </w:r>
-      <w:proofErr w:type="spellEnd"/>
-      <w:r>
-        <w:rPr>
-          <w:i/>
-          <w:color w:val="000000" w:themeColor="text1"/>
-          <w:szCs w:val="24"/>
-        </w:rPr>
-        <w:t xml:space="preserve"> </w:t>
-      </w:r>
-      <w:proofErr w:type="spellStart"/>
-      <w:r>
-        <w:rPr>
-          <w:i/>
-          <w:color w:val="000000" w:themeColor="text1"/>
-          <w:szCs w:val="24"/>
-        </w:rPr>
-        <w:t>được</w:t>
-      </w:r>
-      <w:proofErr w:type="spellEnd"/>
-      <w:r>
-        <w:rPr>
-          <w:i/>
-          <w:color w:val="000000" w:themeColor="text1"/>
-          <w:szCs w:val="24"/>
-        </w:rPr>
-        <w:t xml:space="preserve"> soạn thảo và thông qua </w:t>
-      </w:r>
-      <w:proofErr w:type="spellStart"/>
-      <w:r>
-        <w:rPr>
-          <w:i/>
-          <w:color w:val="000000" w:themeColor="text1"/>
-          <w:szCs w:val="24"/>
-        </w:rPr>
-        <w:t>bởi</w:t>
-      </w:r>
-      <w:proofErr w:type="spellEnd"/>
-      <w:r>
-        <w:rPr>
-          <w:i/>
-          <w:color w:val="000000" w:themeColor="text1"/>
-          <w:szCs w:val="24"/>
-        </w:rPr>
-        <w:t xml:space="preserve"> </w:t>
-      </w:r>
-      <w:proofErr w:type="spellStart"/>
-      <w:r>
-        <w:rPr>
-          <w:i/>
-          <w:color w:val="000000" w:themeColor="text1"/>
-          <w:szCs w:val="24"/>
-        </w:rPr>
-        <w:t>các</w:t>
-      </w:r>
-      <w:proofErr w:type="spellEnd"/>
-      <w:r>
-        <w:rPr>
-          <w:i/>
-          <w:color w:val="000000" w:themeColor="text1"/>
-          <w:szCs w:val="24"/>
-        </w:rPr>
-        <w:t xml:space="preserve"> </w:t>
-      </w:r>
-      <w:proofErr w:type="spellStart"/>
-      <w:r>
-        <w:rPr>
-          <w:i/>
-          <w:color w:val="000000" w:themeColor="text1"/>
-          <w:szCs w:val="24"/>
-        </w:rPr>
-        <w:t>thành</w:t>
-      </w:r>
-      <w:proofErr w:type="spellEnd"/>
-      <w:r>
-        <w:rPr>
-          <w:i/>
-          <w:color w:val="000000" w:themeColor="text1"/>
-          <w:szCs w:val="24"/>
-        </w:rPr>
-        <w:t xml:space="preserve"> </w:t>
-      </w:r>
-      <w:proofErr w:type="spellStart"/>
-      <w:r>
-        <w:rPr>
-          <w:i/>
-          <w:color w:val="000000" w:themeColor="text1"/>
-          <w:szCs w:val="24"/>
-        </w:rPr>
-        <w:t>viên</w:t>
-      </w:r>
-      <w:proofErr w:type="spellEnd"/>
-      <w:r>
-        <w:rPr>
-          <w:i/>
-          <w:color w:val="000000" w:themeColor="text1"/>
-          <w:szCs w:val="24"/>
-        </w:rPr>
-        <w:t xml:space="preserve"> </w:t>
-      </w:r>
-      <w:proofErr w:type="spellStart"/>
-      <w:r>
-        <w:rPr>
-          <w:i/>
-          <w:color w:val="000000" w:themeColor="text1"/>
-          <w:szCs w:val="24"/>
-        </w:rPr>
-        <w:t>sáng</w:t>
-      </w:r>
-      <w:proofErr w:type="spellEnd"/>
-      <w:r>
-        <w:rPr>
-          <w:i/>
-          <w:color w:val="000000" w:themeColor="text1"/>
-          <w:szCs w:val="24"/>
-        </w:rPr>
-        <w:t xml:space="preserve"> </w:t>
-      </w:r>
-      <w:proofErr w:type="spellStart"/>
-      <w:r>
-        <w:rPr>
-          <w:i/>
-          <w:color w:val="000000" w:themeColor="text1"/>
-          <w:szCs w:val="24"/>
-        </w:rPr>
-        <w:t>lập</w:t>
-      </w:r>
-      <w:proofErr w:type="spellEnd"/>
-      <w:r>
-        <w:rPr>
-          <w:i/>
-          <w:color w:val="000000" w:themeColor="text1"/>
-          <w:szCs w:val="24"/>
-        </w:rPr>
-        <w:t xml:space="preserve"> </w:t>
-      </w:r>
-      <w:bookmarkStart w:id="0" w:name="_Hlk202514693"/>
-      <w:proofErr w:type="spellStart"/>
-      <w:r>
-        <w:rPr>
-          <w:rFonts w:cs="Times New Roman"/>
-          <w:i/>
-        </w:rPr>
-        <w:t>ngày</w:t>
-      </w:r>
-      <w:proofErr w:type="spellEnd"/>
-      <w:r>
-        <w:rPr>
-          <w:rFonts w:cs="Times New Roman"/>
-          <w:i/>
-        </w:rPr>
-        <w:t xml:space="preserve"> </w:t>
-      </w:r>
-      <w:r>
-        <w:rPr>
-          <w:rFonts w:cs="Times New Roman"/>
-          <w:i/>
-        </w:rPr>
-        <w:t>{</w:t>
-      </w:r>
-      <w:proofErr w:type="spellStart"/>
-      <w:r>
-        <w:rPr>
-          <w:rFonts w:cs="Times New Roman"/>
-          <w:i/>
-        </w:rPr>
-        <w:t>ngay_lam_don</w:t>
-      </w:r>
-      <w:proofErr w:type="spellEnd"/>
-      <w:r>
-        <w:rPr>
-          <w:rFonts w:cs="Times New Roman"/>
-          <w:i/>
-        </w:rPr>
-        <w:t xml:space="preserve">} </w:t>
-      </w:r>
-      <w:proofErr w:type="spellStart"/>
-      <w:r>
-        <w:rPr>
-          <w:rFonts w:cs="Times New Roman"/>
-          <w:i/>
-        </w:rPr>
-        <w:t>tháng</w:t>
-      </w:r>
-      <w:proofErr w:type="spellEnd"/>
-      <w:r>
-        <w:rPr>
-          <w:rFonts w:cs="Times New Roman"/>
-          <w:i/>
-        </w:rPr>
-        <w:t xml:space="preserve"> {</w:t>
-      </w:r>
-      <w:proofErr w:type="spellStart"/>
-      <w:r>
-        <w:rPr>
-          <w:rFonts w:cs="Times New Roman"/>
-          <w:i/>
-        </w:rPr>
-        <w:t>thang_lam_don</w:t>
-      </w:r>
-      <w:proofErr w:type="spellEnd"/>
-      <w:r>
-        <w:rPr>
-          <w:rFonts w:cs="Times New Roman"/>
-          <w:i/>
-        </w:rPr>
-        <w:t xml:space="preserve">} </w:t>
-      </w:r>
-      <w:proofErr w:type="spellStart"/>
-      <w:r>
-        <w:rPr>
-          <w:rFonts w:cs="Times New Roman"/>
-          <w:i/>
-        </w:rPr>
-        <w:t>năm</w:t>
-      </w:r>
-      <w:proofErr w:type="spellEnd"/>
-      <w:r>
-        <w:rPr>
-          <w:rFonts w:cs="Times New Roman"/>
-          <w:i/>
-        </w:rPr>
-        <w:t xml:space="preserve"> {</w:t>
-      </w:r>
-      <w:proofErr w:type="spellStart"/>
-      <w:r>
-        <w:rPr>
-          <w:rFonts w:cs="Times New Roman"/>
-          <w:i/>
-        </w:rPr>
-        <w:t>nam_lam_don</w:t>
-      </w:r>
-      <w:proofErr w:type="spellEnd"/>
-      <w:r>
-        <w:rPr>
-          <w:rFonts w:cs="Times New Roman"/>
-          <w:i/>
-        </w:rPr>
-        <w:t>}</w:t>
-      </w:r>
-    </w:p>
-    <w:bookmarkEnd w:id="0"/>
-    <w:p>
-      <w:pPr>
-        <w:spacing w:before="120" w:line="276" w:lineRule="auto"/>
-        <w:jc w:val="center"/>
-        <w:rPr>
-          <w:rFonts w:cs="Times New Roman"/>
-          <w:i/>
-        </w:rPr>
-      </w:pPr>
-    </w:p>
-    <w:p>
-      <w:pPr>
-        <w:spacing w:line="240" w:lineRule="auto"/>
-        <w:contextualSpacing/>
-        <w:jc w:val="both"/>
-        <w:rPr>
-          <w:rFonts w:eastAsia="Times New Roman" w:cs="Times New Roman"/>
-          <w:szCs w:val="24"/>
-        </w:rPr>
-      </w:pPr>
       <w:r>
         <w:rPr>
           <w:rFonts w:eastAsia="Times New Roman" w:cs="Times New Roman"/>
@@ -485,7 +579,7 @@
           <w:bCs/>
           <w:szCs w:val="24"/>
         </w:rPr>
-        <w:t>Chương I</w:t>
+        <w:t xml:space="preserve"> I</w:t>
       </w:r>
     </w:p>
     <w:p>
@@ -650,13 +744,41 @@
         <w:rPr>
           <w:rFonts w:cs="Times New Roman"/>
         </w:rPr>
-        <w:t xml:space="preserve">Tên công ty viết </w:t>
+        <w:t xml:space="preserve">Tên </w:t>
       </w:r>
       <w:proofErr w:type="spellStart"/>
       <w:r>
         <w:rPr>
           <w:rFonts w:cs="Times New Roman"/>
         </w:rPr>
+        <w:t>công</w:t>
+      </w:r>
+      <w:proofErr w:type="spellEnd"/>
+      <w:r>
+        <w:rPr>
+          <w:rFonts w:cs="Times New Roman"/>
+        </w:rPr>
+        <w:t xml:space="preserve"> ty </w:t>
+      </w:r>
+      <w:proofErr w:type="spellStart"/>
+      <w:r>
+        <w:rPr>
+          <w:rFonts w:cs="Times New Roman"/>
+        </w:rPr>
+        <w:t>viết</w:t>
+      </w:r>
+      <w:proofErr w:type="spellEnd"/>
+      <w:r>
+        <w:rPr>
+          <w:rFonts w:cs="Times New Roman"/>
+        </w:rPr>
+        <w:t xml:space="preserve"> </w:t>
+      </w:r>
+      <w:proofErr w:type="spellStart"/>
+      <w:r>
+        <w:rPr>
+          <w:rFonts w:cs="Times New Roman"/>
+        </w:rPr>
         <w:t>bằng</w:t>
       </w:r>
       <w:proofErr w:type="spellEnd"/>
@@ -758,11 +880,19 @@
           <w:rFonts w:cs="Times New Roman"/>
         </w:rPr>
       </w:pPr>
-      <w:r>
-        <w:rPr>
-          <w:rFonts w:cs="Times New Roman"/>
-        </w:rPr>
-        <w:t xml:space="preserve">Tên </w:t>
+      <w:proofErr w:type="spellStart"/>
+      <w:r>
+        <w:rPr>
+          <w:rFonts w:cs="Times New Roman"/>
+        </w:rPr>
+        <w:t>Tên</w:t>
+      </w:r>
+      <w:proofErr w:type="spellEnd"/>
+      <w:r>
+        <w:rPr>
+          <w:rFonts w:cs="Times New Roman"/>
+        </w:rPr>
+        <w:t xml:space="preserve"> </w:t>
       </w:r>
       <w:proofErr w:type="spellStart"/>
       <w:r>
@@ -1332,11 +1462,6 @@
           <w:rFonts w:cs="Times New Roman"/>
         </w:rPr>
         <w:tab/>
-      </w:r>
-      <w:r>
-        <w:rPr>
-          <w:rFonts w:cs="Times New Roman"/>
-        </w:rPr>
         <w:t xml:space="preserve"> </w:t>
       </w:r>
       <w:r>
@@ -1344,11 +1469,6 @@
           <w:rFonts w:cs="Times New Roman"/>
         </w:rPr>
         <w:tab/>
-      </w:r>
-      <w:r>
-        <w:rPr>
-          <w:rFonts w:cs="Times New Roman"/>
-        </w:rPr>
         <w:t>Website: {website}</w:t>
       </w:r>
     </w:p>
@@ -1666,16 +1786,8 @@
           <w:szCs w:val="24"/>
           <w:lang w:val="vi-VN"/>
         </w:rPr>
-        <w:t xml:space="preserve">Trong quá trình hoạt động, Công ty có thể thay đổi ngành nghề kinh doanh theo quy định của pháp luật, sau khi được Chủ sở hữu tán thành, thông báo và được cơ quan đăng ký kinh doanh </w:t>
-      </w:r>
-      <w:r>
-        <w:rPr>
-          <w:rFonts w:eastAsia="Times New Roman" w:cs="Times New Roman"/>
-          <w:szCs w:val="24"/>
-          <w:lang w:val="vi-VN"/>
-        </w:rPr>
         <w:lastRenderedPageBreak/>
-        <w:t>đồng ý bổ sung vào hồ sơ đăng ký doanh nghiệp, đăng tải trên hệ thống ĐKKD quốc gia (dangkykinhdoanh.gov.vn). (Trừ trường hợp có văn bản của cơ quan đăng ký kinh doanh từ chối bổ sung vào hồ sơ đăng ký doanh nghiệp).</w:t>
+        <w:t>Trong quá trình hoạt động, Công ty có thể thay đổi ngành nghề kinh doanh theo quy định của pháp luật, sau khi được Chủ sở hữu tán thành, thông báo và được cơ quan đăng ký kinh doanh đồng ý bổ sung vào hồ sơ đăng ký doanh nghiệp, đăng tải trên hệ thống ĐKKD quốc gia (dangkykinhdoanh.gov.vn). (Trừ trường hợp có văn bản của cơ quan đăng ký kinh doanh từ chối bổ sung vào hồ sơ đăng ký doanh nghiệp).</w:t>
       </w:r>
     </w:p>
     <w:p>
@@ -2225,7 +2337,7 @@
           <w:szCs w:val="24"/>
           <w:lang w:val="vi-VN"/>
         </w:rPr>
-        <w:t xml:space="preserve">Nếu người đại diện theo pháp luật của Công ty vắng mặt tại Việt Nam quá 30 ngày mà không ủy quyền cho người khác thực hiện các quyền và nghĩa vụ của người đại diện theo pháp luật của doanh nghiệp hoặc chết, mất tích, đang bị truy cứu trách nhiệm hình sự, bị tạm giam, đang chấp hành hình phạt tù, đang chấp hành biện pháp xử lý hành chính tại cơ sở cai nghiện bắt buộc, cơ sở giáo dục bắt buộc, bị hạn chế hoặc mất năng lực hành vi dân sự, có khó khăn trong nhận thức, làm chủ hành vi, bị Tòa án cấm đảm nhiệm chức vụ, cấm hành nghề hoặc làm </w:t>
+        <w:t xml:space="preserve">Nếu người đại diện theo pháp luật của Công ty vắng mặt tại Việt Nam quá 30 ngày mà không ủy quyền cho người khác thực hiện các quyền và nghĩa vụ của người đại diện theo pháp luật của doanh nghiệp hoặc chết, mất tích, đang bị truy cứu trách nhiệm hình sự, bị tạm giam, đang chấp hành hình phạt tù, đang chấp hành biện pháp xử lý hành chính tại cơ sở cai nghiện bắt buộc, cơ sở giáo dục bắt buộc, bị hạn chế hoặc mất năng lực hành vi dân sự, có khó khăn </w:t>
       </w:r>
       <w:r>
         <w:rPr>
@@ -2234,7 +2346,7 @@
           <w:lang w:val="vi-VN"/>
         </w:rPr>
         <w:lastRenderedPageBreak/>
-        <w:t>công việc nhất định thì Chủ sở hữu cử người khác làm người đại diện theo pháp luật của công ty.</w:t>
+        <w:t>trong nhận thức, làm chủ hành vi, bị Tòa án cấm đảm nhiệm chức vụ, cấm hành nghề hoặc làm công việc nhất định thì Chủ sở hữu cử người khác làm người đại diện theo pháp luật của công ty.</w:t>
       </w:r>
     </w:p>
     <w:p>
@@ -2394,7 +2506,61 @@
           <w:spacing w:val="-2"/>
           <w:szCs w:val="24"/>
         </w:rPr>
-        <w:t xml:space="preserve">Vốn điều lệ của </w:t>
+        <w:t xml:space="preserve">Vốn </w:t>
+      </w:r>
+      <w:proofErr w:type="spellStart"/>
+      <w:r>
+        <w:rPr>
+          <w:rFonts w:eastAsia="Times New Roman" w:cs="Times New Roman"/>
+          <w:spacing w:val="-2"/>
+          <w:szCs w:val="24"/>
+        </w:rPr>
+        <w:t>điều</w:t>
+      </w:r>
+      <w:proofErr w:type="spellEnd"/>
+      <w:r>
+        <w:rPr>
+          <w:rFonts w:eastAsia="Times New Roman" w:cs="Times New Roman"/>
+          <w:spacing w:val="-2"/>
+          <w:szCs w:val="24"/>
+        </w:rPr>
+        <w:t xml:space="preserve"> </w:t>
+      </w:r>
+      <w:proofErr w:type="spellStart"/>
+      <w:r>
+        <w:rPr>
+          <w:rFonts w:eastAsia="Times New Roman" w:cs="Times New Roman"/>
+          <w:spacing w:val="-2"/>
+          <w:szCs w:val="24"/>
+        </w:rPr>
+        <w:t>lệ</w:t>
+      </w:r>
+      <w:proofErr w:type="spellEnd"/>
+      <w:r>
+        <w:rPr>
+          <w:rFonts w:eastAsia="Times New Roman" w:cs="Times New Roman"/>
+          <w:spacing w:val="-2"/>
+          <w:szCs w:val="24"/>
+        </w:rPr>
+        <w:t xml:space="preserve"> </w:t>
+      </w:r>
+      <w:proofErr w:type="spellStart"/>
+      <w:r>
+        <w:rPr>
+          <w:rFonts w:eastAsia="Times New Roman" w:cs="Times New Roman"/>
+          <w:spacing w:val="-2"/>
+          <w:szCs w:val="24"/>
+        </w:rPr>
+        <w:t>của</w:t>
+      </w:r>
+      <w:proofErr w:type="spellEnd"/>
+      <w:r>
+        <w:rPr>
+          <w:rFonts w:eastAsia="Times New Roman" w:cs="Times New Roman"/>
+          <w:spacing w:val="-2"/>
+          <w:szCs w:val="24"/>
+        </w:rPr>
+        <w:t xml:space="preserve"> </w:t>
       </w:r>
       <w:proofErr w:type="spellStart"/>
       <w:r>
@@ -2810,11 +2976,163 @@
           <w:rFonts w:cs="Times New Roman"/>
         </w:rPr>
       </w:pPr>
-      <w:r>
-        <w:rPr>
-          <w:rFonts w:cs="Times New Roman"/>
-        </w:rPr>
-        <w:t>Điện thoại (nếu có): …………………    Thư điện tử (nếu có): ……………</w:t>
+      <w:proofErr w:type="spellStart"/>
+      <w:r>
+        <w:rPr>
+          <w:rFonts w:cs="Times New Roman"/>
+        </w:rPr>
+        <w:t>Điện</w:t>
+      </w:r>
+      <w:proofErr w:type="spellEnd"/>
+      <w:r>
+        <w:rPr>
+          <w:rFonts w:cs="Times New Roman"/>
+        </w:rPr>
+        <w:t xml:space="preserve"> </w:t>
+      </w:r>
+      <w:proofErr w:type="spellStart"/>
+      <w:r>
+        <w:rPr>
+          <w:rFonts w:cs="Times New Roman"/>
+        </w:rPr>
+        <w:t>thoại</w:t>
+      </w:r>
+      <w:proofErr w:type="spellEnd"/>
+      <w:r>
+        <w:rPr>
+          <w:rFonts w:cs="Times New Roman"/>
+        </w:rPr>
+        <w:t xml:space="preserve"> (</w:t>
+      </w:r>
+      <w:proofErr w:type="spellStart"/>
+      <w:r>
+        <w:rPr>
+          <w:rFonts w:cs="Times New Roman"/>
+        </w:rPr>
+        <w:t>nếu</w:t>
+      </w:r>
+      <w:proofErr w:type="spellEnd"/>
+      <w:r>
+        <w:rPr>
+          <w:rFonts w:cs="Times New Roman"/>
+        </w:rPr>
+        <w:t xml:space="preserve"> </w:t>
+      </w:r>
+      <w:proofErr w:type="spellStart"/>
+      <w:r>
+        <w:rPr>
+          <w:rFonts w:cs="Times New Roman"/>
+        </w:rPr>
+        <w:t>có</w:t>
+      </w:r>
+      <w:proofErr w:type="spellEnd"/>
+      <w:r>
+        <w:rPr>
+          <w:rFonts w:cs="Times New Roman"/>
+        </w:rPr>
+        <w:t>):</w:t>
+      </w:r>
+      <w:r>
+        <w:rPr>
+          <w:rFonts w:cs="Times New Roman"/>
+        </w:rPr>
+        <w:t xml:space="preserve"> {</w:t>
+      </w:r>
+      <w:proofErr w:type="spellStart"/>
+      <w:r>
+        <w:rPr>
+          <w:rFonts w:cs="Times New Roman"/>
+        </w:rPr>
+        <w:t>so_dien_</w:t>
+      </w:r>
+      <w:proofErr w:type="gramStart"/>
+      <w:r>
+        <w:rPr>
+          <w:rFonts w:cs="Times New Roman"/>
+        </w:rPr>
+        <w:t>thoai</w:t>
+      </w:r>
+      <w:proofErr w:type="spellEnd"/>
+      <w:r>
+        <w:rPr>
+          <w:rFonts w:cs="Times New Roman"/>
+        </w:rPr>
+        <w:t>}</w:t>
+      </w:r>
+      <w:r>
+        <w:rPr>
+          <w:rFonts w:cs="Times New Roman"/>
+        </w:rPr>
+        <w:t xml:space="preserve">   </w:t>
+      </w:r>
+      <w:proofErr w:type="gramEnd"/>
+      <w:r>
+        <w:rPr>
+          <w:rFonts w:cs="Times New Roman"/>
+        </w:rPr>
+        <w:t xml:space="preserve">Thư </w:t>
+      </w:r>
+      <w:proofErr w:type="spellStart"/>
+      <w:r>
+        <w:rPr>
+          <w:rFonts w:cs="Times New Roman"/>
+        </w:rPr>
+        <w:t>điện</w:t>
+      </w:r>
+      <w:proofErr w:type="spellEnd"/>
+      <w:r>
+        <w:rPr>
+          <w:rFonts w:cs="Times New Roman"/>
+        </w:rPr>
+        <w:t xml:space="preserve"> </w:t>
+      </w:r>
+      <w:proofErr w:type="spellStart"/>
+      <w:r>
+        <w:rPr>
+          <w:rFonts w:cs="Times New Roman"/>
+        </w:rPr>
+        <w:t>tử</w:t>
+      </w:r>
+      <w:proofErr w:type="spellEnd"/>
+      <w:r>
+        <w:rPr>
+          <w:rFonts w:cs="Times New Roman"/>
+        </w:rPr>
+        <w:t xml:space="preserve"> (</w:t>
+      </w:r>
+      <w:proofErr w:type="spellStart"/>
+      <w:r>
+        <w:rPr>
+          <w:rFonts w:cs="Times New Roman"/>
+        </w:rPr>
+        <w:t>nếu</w:t>
+      </w:r>
+      <w:proofErr w:type="spellEnd"/>
+      <w:r>
+        <w:rPr>
+          <w:rFonts w:cs="Times New Roman"/>
+        </w:rPr>
+        <w:t xml:space="preserve"> </w:t>
+      </w:r>
+      <w:proofErr w:type="spellStart"/>
+      <w:r>
+        <w:rPr>
+          <w:rFonts w:cs="Times New Roman"/>
+        </w:rPr>
+        <w:t>có</w:t>
+      </w:r>
+      <w:proofErr w:type="spellEnd"/>
+      <w:r>
+        <w:rPr>
+          <w:rFonts w:cs="Times New Roman"/>
+        </w:rPr>
+        <w:t xml:space="preserve">): </w:t>
+      </w:r>
+      <w:r>
+        <w:rPr>
+          <w:rFonts w:cs="Times New Roman"/>
+        </w:rPr>
+        <w:t>{email}</w:t>
       </w:r>
     </w:p>
     <w:bookmarkEnd w:id="6"/>
@@ -3188,6 +3506,7 @@
           <w:szCs w:val="24"/>
           <w:lang w:val="vi-VN"/>
         </w:rPr>
+        <w:lastRenderedPageBreak/>
         <w:t>Tuân thủ quy định của pháp luật về hợp đồng và quy định khác của pháp luật có liên quan trong việc mua, bán, vay, cho vay, thuê, cho thuê, hợp đồng, giao dịch khác giữa công ty và chủ sở hữu công ty.</w:t>
       </w:r>
     </w:p>
@@ -3215,7 +3534,6 @@
           <w:szCs w:val="24"/>
           <w:lang w:val="vi-VN"/>
         </w:rPr>
-        <w:lastRenderedPageBreak/>
         <w:t>Chủ sở hữu công ty chỉ được quyền rút vốn bằng cách chuyển nhượng một phần hoặc toàn bộ vốn điều lệ cho tổ chức hoặc cá nhân khác; trường hợp rút một phần hoặc toàn bộ vốn điều lệ đã góp ra khỏi công ty dưới hình thức khác thì chủ sở hữu công ty và cá nhân, tổ chức có liên quan phải liên đới chịu trách nhiệm về các khoản nợ và nghĩa vụ tài sản khác của công ty.</w:t>
       </w:r>
     </w:p>
@@ -3742,6 +4060,7 @@
           <w:bCs/>
           <w:szCs w:val="24"/>
         </w:rPr>
+        <w:lastRenderedPageBreak/>
         <w:t>Giám đốc</w:t>
       </w:r>
     </w:p>
@@ -3767,7 +4086,6 @@
           <w:rFonts w:eastAsia="Times New Roman" w:cs="Times New Roman"/>
           <w:szCs w:val="24"/>
         </w:rPr>
-        <w:lastRenderedPageBreak/>
         <w:t>Chủ tịch công ty có thể kiêm nhiệm hoặc bổ nhiệm hoặc thuê Giám đốc với nhiệm kỳ không quá 05 năm để điều hành hoạt động kinh doanh hằng ngày của công ty. Giám đốc chịu trách nhiệm trước pháp luật và Chủ tịch công ty về việc thực hiện quyền và nghĩa vụ của mình.</w:t>
       </w:r>
     </w:p>
@@ -4491,6 +4809,7 @@
           <w:rFonts w:eastAsia="Times New Roman" w:cs="Times New Roman"/>
           <w:szCs w:val="24"/>
         </w:rPr>
+        <w:lastRenderedPageBreak/>
         <w:t>Sau khi đã hoàn thành nghĩa vụ nộp thuế và các nghĩa vụ tài chính khác theo quy định của pháp luật, đã thanh toán đủ (hoặc đã dành phần thanh toán đủ) các khoản nợ và nghĩa vụ tài sản khác đã đến hạn phải trả công ty lập các loại quỹ theo quy định của pháp luật</w:t>
       </w:r>
     </w:p>
@@ -4516,7 +4835,6 @@
           <w:rFonts w:eastAsia="Times New Roman" w:cs="Times New Roman"/>
           <w:szCs w:val="24"/>
         </w:rPr>
-        <w:lastRenderedPageBreak/>
         <w:t>Các vấn đề khác liên quan đến phân phối lợi nhuận được thực hiện theo quy định của pháp luật.</w:t>
       </w:r>
     </w:p>
@@ -5156,6 +5474,7 @@
           <w:rFonts w:eastAsia="Times New Roman" w:cs="Times New Roman"/>
           <w:szCs w:val="24"/>
         </w:rPr>
+        <w:lastRenderedPageBreak/>
         <w:t>Nợ thuế;</w:t>
       </w:r>
     </w:p>
@@ -5206,7 +5525,6 @@
           <w:rFonts w:eastAsia="Times New Roman" w:cs="Times New Roman"/>
           <w:szCs w:val="24"/>
         </w:rPr>
-        <w:lastRenderedPageBreak/>
         <w:t xml:space="preserve">Sau khi đã thanh toán chi phí giải thể doanh nghiệp và các khoản nợ, phần còn lại thuộc về chủ sở hữu. </w:t>
       </w:r>
     </w:p>

--- a/assets/1 thành viên/02. Điều lệ.docx
+++ b/assets/1 thành viên/02. Điều lệ.docx
@@ -8,7 +8,7 @@
           <w:tab w:val="left" w:pos="993"/>
         </w:tabs>
         <w:snapToGrid w:val="0"/>
-        <w:spacing w:before="60" w:after="0" w:line="240" w:lineRule="auto"/>
+        <w:spacing w:after="0" w:line="300" w:lineRule="auto"/>
         <w:jc w:val="center"/>
         <w:rPr>
           <w:rFonts w:eastAsia="Times New Roman" w:cs="Times New Roman"/>
@@ -30,7 +30,7 @@
     <w:p>
       <w:pPr>
         <w:snapToGrid w:val="0"/>
-        <w:spacing w:before="60" w:after="0" w:line="240" w:lineRule="auto"/>
+        <w:spacing w:after="0" w:line="300" w:lineRule="auto"/>
         <w:jc w:val="center"/>
         <w:rPr>
           <w:rFonts w:eastAsia="Times New Roman" w:cs="Times New Roman"/>
@@ -50,7 +50,7 @@
     <w:p>
       <w:pPr>
         <w:snapToGrid w:val="0"/>
-        <w:spacing w:before="60" w:after="0" w:line="240" w:lineRule="auto"/>
+        <w:spacing w:after="0" w:line="300" w:lineRule="auto"/>
         <w:jc w:val="center"/>
         <w:rPr>
           <w:rFonts w:eastAsia="Times New Roman" w:cs="Times New Roman"/>
@@ -70,7 +70,7 @@
     <w:p>
       <w:pPr>
         <w:snapToGrid w:val="0"/>
-        <w:spacing w:before="60" w:after="0" w:line="240" w:lineRule="auto"/>
+        <w:spacing w:after="0" w:line="300" w:lineRule="auto"/>
         <w:jc w:val="center"/>
         <w:rPr>
           <w:rFonts w:eastAsia="Times New Roman" w:cs="Times New Roman"/>
@@ -91,7 +91,7 @@
     </w:p>
     <w:p>
       <w:pPr>
-        <w:spacing w:before="160" w:line="240" w:lineRule="auto"/>
+        <w:spacing w:after="0" w:line="300" w:lineRule="auto"/>
         <w:jc w:val="center"/>
         <w:rPr>
           <w:i/>
@@ -110,7 +110,7 @@
     </w:p>
     <w:p>
       <w:pPr>
-        <w:spacing w:line="300" w:lineRule="auto"/>
+        <w:spacing w:after="0" w:line="300" w:lineRule="auto"/>
         <w:contextualSpacing/>
         <w:jc w:val="both"/>
         <w:rPr>
@@ -132,7 +132,7 @@
     </w:p>
     <w:p>
       <w:pPr>
-        <w:spacing w:line="300" w:lineRule="auto"/>
+        <w:spacing w:after="0" w:line="300" w:lineRule="auto"/>
         <w:jc w:val="both"/>
         <w:rPr>
           <w:i/>
@@ -162,7 +162,7 @@
     </w:p>
     <w:p>
       <w:pPr>
-        <w:spacing w:before="120" w:line="300" w:lineRule="auto"/>
+        <w:spacing w:after="0" w:line="300" w:lineRule="auto"/>
         <w:rPr>
           <w:rFonts w:cs="Times New Roman"/>
           <w:i/>
@@ -257,7 +257,7 @@
           <w:sz w:val="25"/>
           <w:szCs w:val="25"/>
         </w:rPr>
-        <w:t xml:space="preserve"> soạn thảo </w:t>
+        <w:t xml:space="preserve"> </w:t>
       </w:r>
       <w:proofErr w:type="spellStart"/>
       <w:r>
@@ -267,7 +267,7 @@
           <w:sz w:val="25"/>
           <w:szCs w:val="25"/>
         </w:rPr>
-        <w:t>và</w:t>
+        <w:t>soạn</w:t>
       </w:r>
       <w:proofErr w:type="spellEnd"/>
       <w:r>
@@ -287,7 +287,7 @@
           <w:sz w:val="25"/>
           <w:szCs w:val="25"/>
         </w:rPr>
-        <w:t>thông</w:t>
+        <w:t>thảo</w:t>
       </w:r>
       <w:proofErr w:type="spellEnd"/>
       <w:r>
@@ -297,7 +297,7 @@
           <w:sz w:val="25"/>
           <w:szCs w:val="25"/>
         </w:rPr>
-        <w:t xml:space="preserve"> qua </w:t>
+        <w:t xml:space="preserve"> </w:t>
       </w:r>
       <w:proofErr w:type="spellStart"/>
       <w:r>
@@ -307,7 +307,7 @@
           <w:sz w:val="25"/>
           <w:szCs w:val="25"/>
         </w:rPr>
-        <w:t>bởi</w:t>
+        <w:t>và</w:t>
       </w:r>
       <w:proofErr w:type="spellEnd"/>
       <w:r>
@@ -327,7 +327,7 @@
           <w:sz w:val="25"/>
           <w:szCs w:val="25"/>
         </w:rPr>
-        <w:t>các</w:t>
+        <w:t>thông</w:t>
       </w:r>
       <w:proofErr w:type="spellEnd"/>
       <w:r>
@@ -337,7 +337,7 @@
           <w:sz w:val="25"/>
           <w:szCs w:val="25"/>
         </w:rPr>
-        <w:t xml:space="preserve"> </w:t>
+        <w:t xml:space="preserve"> qua </w:t>
       </w:r>
       <w:proofErr w:type="spellStart"/>
       <w:r>
@@ -347,7 +347,7 @@
           <w:sz w:val="25"/>
           <w:szCs w:val="25"/>
         </w:rPr>
-        <w:t>thành</w:t>
+        <w:t>bởi</w:t>
       </w:r>
       <w:proofErr w:type="spellEnd"/>
       <w:r>
@@ -367,7 +367,7 @@
           <w:sz w:val="25"/>
           <w:szCs w:val="25"/>
         </w:rPr>
-        <w:t>viên</w:t>
+        <w:t>các</w:t>
       </w:r>
       <w:proofErr w:type="spellEnd"/>
       <w:r>
@@ -387,7 +387,7 @@
           <w:sz w:val="25"/>
           <w:szCs w:val="25"/>
         </w:rPr>
-        <w:t>sáng</w:t>
+        <w:t>thành</w:t>
       </w:r>
       <w:proofErr w:type="spellEnd"/>
       <w:r>
@@ -407,7 +407,7 @@
           <w:sz w:val="25"/>
           <w:szCs w:val="25"/>
         </w:rPr>
-        <w:t>lập</w:t>
+        <w:t>viên</w:t>
       </w:r>
       <w:proofErr w:type="spellEnd"/>
       <w:r>
@@ -419,6 +419,46 @@
         </w:rPr>
         <w:t xml:space="preserve"> </w:t>
       </w:r>
+      <w:proofErr w:type="spellStart"/>
+      <w:r>
+        <w:rPr>
+          <w:i/>
+          <w:color w:val="000000" w:themeColor="text1"/>
+          <w:sz w:val="25"/>
+          <w:szCs w:val="25"/>
+        </w:rPr>
+        <w:t>sáng</w:t>
+      </w:r>
+      <w:proofErr w:type="spellEnd"/>
+      <w:r>
+        <w:rPr>
+          <w:i/>
+          <w:color w:val="000000" w:themeColor="text1"/>
+          <w:sz w:val="25"/>
+          <w:szCs w:val="25"/>
+        </w:rPr>
+        <w:t xml:space="preserve"> </w:t>
+      </w:r>
+      <w:proofErr w:type="spellStart"/>
+      <w:r>
+        <w:rPr>
+          <w:i/>
+          <w:color w:val="000000" w:themeColor="text1"/>
+          <w:sz w:val="25"/>
+          <w:szCs w:val="25"/>
+        </w:rPr>
+        <w:t>lập</w:t>
+      </w:r>
+      <w:proofErr w:type="spellEnd"/>
+      <w:r>
+        <w:rPr>
+          <w:i/>
+          <w:color w:val="000000" w:themeColor="text1"/>
+          <w:sz w:val="25"/>
+          <w:szCs w:val="25"/>
+        </w:rPr>
+        <w:t xml:space="preserve"> </w:t>
+      </w:r>
       <w:bookmarkStart w:id="0" w:name="_Hlk202514693"/>
       <w:proofErr w:type="spellStart"/>
       <w:r>
@@ -553,7 +593,7 @@
     </w:p>
     <w:p>
       <w:pPr>
-        <w:spacing w:line="240" w:lineRule="auto"/>
+        <w:spacing w:after="0" w:line="300" w:lineRule="auto"/>
         <w:contextualSpacing/>
         <w:jc w:val="both"/>
         <w:rPr>
@@ -585,7 +625,7 @@
     <w:p>
       <w:pPr>
         <w:snapToGrid w:val="0"/>
-        <w:spacing w:before="60" w:after="0" w:line="240" w:lineRule="auto"/>
+        <w:spacing w:after="0" w:line="300" w:lineRule="auto"/>
         <w:jc w:val="center"/>
         <w:rPr>
           <w:rFonts w:eastAsia="Times New Roman" w:cs="Times New Roman"/>
@@ -610,7 +650,7 @@
           <w:numId w:val="22"/>
         </w:numPr>
         <w:snapToGrid w:val="0"/>
-        <w:spacing w:before="60" w:after="0" w:line="240" w:lineRule="auto"/>
+        <w:spacing w:after="0" w:line="300" w:lineRule="auto"/>
         <w:ind w:left="0" w:firstLine="0"/>
         <w:contextualSpacing w:val="0"/>
         <w:jc w:val="both"/>
@@ -637,7 +677,7 @@
           <w:numId w:val="1"/>
         </w:numPr>
         <w:snapToGrid w:val="0"/>
-        <w:spacing w:before="60" w:after="0" w:line="240" w:lineRule="auto"/>
+        <w:spacing w:after="0" w:line="300" w:lineRule="auto"/>
         <w:ind w:left="0" w:firstLine="0"/>
         <w:contextualSpacing w:val="0"/>
         <w:jc w:val="both"/>
@@ -662,7 +702,7 @@
           <w:numId w:val="1"/>
         </w:numPr>
         <w:snapToGrid w:val="0"/>
-        <w:spacing w:before="60" w:after="0" w:line="240" w:lineRule="auto"/>
+        <w:spacing w:after="0" w:line="300" w:lineRule="auto"/>
         <w:ind w:left="0" w:firstLine="0"/>
         <w:contextualSpacing w:val="0"/>
         <w:jc w:val="both"/>
@@ -687,7 +727,7 @@
           <w:numId w:val="22"/>
         </w:numPr>
         <w:snapToGrid w:val="0"/>
-        <w:spacing w:before="60" w:after="0" w:line="240" w:lineRule="auto"/>
+        <w:spacing w:after="0" w:line="300" w:lineRule="auto"/>
         <w:ind w:left="0" w:firstLine="0"/>
         <w:contextualSpacing w:val="0"/>
         <w:jc w:val="both"/>
@@ -708,7 +748,7 @@
     </w:p>
     <w:p>
       <w:pPr>
-        <w:spacing w:before="120" w:line="276" w:lineRule="auto"/>
+        <w:spacing w:after="0" w:line="300" w:lineRule="auto"/>
         <w:rPr>
           <w:rFonts w:cs="Times New Roman"/>
           <w:b/>
@@ -733,24 +773,32 @@
     </w:p>
     <w:p>
       <w:pPr>
-        <w:spacing w:before="120" w:line="276" w:lineRule="auto"/>
+        <w:spacing w:after="0" w:line="300" w:lineRule="auto"/>
         <w:rPr>
           <w:rFonts w:cs="Times New Roman"/>
           <w:b/>
           <w:bCs/>
         </w:rPr>
       </w:pPr>
-      <w:r>
-        <w:rPr>
-          <w:rFonts w:cs="Times New Roman"/>
-        </w:rPr>
-        <w:t xml:space="preserve">Tên </w:t>
-      </w:r>
       <w:proofErr w:type="spellStart"/>
       <w:r>
         <w:rPr>
           <w:rFonts w:cs="Times New Roman"/>
         </w:rPr>
+        <w:t>Tên</w:t>
+      </w:r>
+      <w:proofErr w:type="spellEnd"/>
+      <w:r>
+        <w:rPr>
+          <w:rFonts w:cs="Times New Roman"/>
+        </w:rPr>
+        <w:t xml:space="preserve"> </w:t>
+      </w:r>
+      <w:proofErr w:type="spellStart"/>
+      <w:r>
+        <w:rPr>
+          <w:rFonts w:cs="Times New Roman"/>
+        </w:rPr>
         <w:t>công</w:t>
       </w:r>
       <w:proofErr w:type="spellEnd"/>
@@ -875,7 +923,7 @@
     </w:p>
     <w:p>
       <w:pPr>
-        <w:spacing w:before="120" w:line="276" w:lineRule="auto"/>
+        <w:spacing w:after="0" w:line="300" w:lineRule="auto"/>
         <w:rPr>
           <w:rFonts w:cs="Times New Roman"/>
         </w:rPr>
@@ -996,7 +1044,7 @@
           <w:numId w:val="22"/>
         </w:numPr>
         <w:snapToGrid w:val="0"/>
-        <w:spacing w:before="60" w:after="0" w:line="240" w:lineRule="auto"/>
+        <w:spacing w:after="0" w:line="300" w:lineRule="auto"/>
         <w:ind w:left="0" w:firstLine="0"/>
         <w:contextualSpacing w:val="0"/>
         <w:jc w:val="both"/>
@@ -1060,7 +1108,7 @@
         <w:tabs>
           <w:tab w:val="left" w:leader="dot" w:pos="8280"/>
         </w:tabs>
-        <w:spacing w:before="120" w:line="276" w:lineRule="auto"/>
+        <w:spacing w:after="0" w:line="300" w:lineRule="auto"/>
         <w:rPr>
           <w:rFonts w:cs="Times New Roman"/>
           <w:b/>
@@ -1099,7 +1147,7 @@
         <w:tabs>
           <w:tab w:val="left" w:leader="dot" w:pos="8280"/>
         </w:tabs>
-        <w:spacing w:before="120" w:line="276" w:lineRule="auto"/>
+        <w:spacing w:after="0" w:line="300" w:lineRule="auto"/>
         <w:rPr>
           <w:rFonts w:cs="Times New Roman"/>
         </w:rPr>
@@ -1116,7 +1164,7 @@
         <w:tabs>
           <w:tab w:val="left" w:leader="dot" w:pos="8280"/>
         </w:tabs>
-        <w:spacing w:before="120" w:line="276" w:lineRule="auto"/>
+        <w:spacing w:after="0" w:line="300" w:lineRule="auto"/>
         <w:rPr>
           <w:rFonts w:cs="Times New Roman"/>
         </w:rPr>
@@ -1133,7 +1181,7 @@
         <w:tabs>
           <w:tab w:val="left" w:leader="dot" w:pos="8280"/>
         </w:tabs>
-        <w:spacing w:before="120" w:line="276" w:lineRule="auto"/>
+        <w:spacing w:after="0" w:line="300" w:lineRule="auto"/>
         <w:rPr>
           <w:rFonts w:cs="Times New Roman"/>
         </w:rPr>
@@ -1225,7 +1273,7 @@
     </w:p>
     <w:p>
       <w:pPr>
-        <w:spacing w:line="276" w:lineRule="auto"/>
+        <w:spacing w:after="0" w:line="300" w:lineRule="auto"/>
         <w:ind w:right="57"/>
         <w:contextualSpacing/>
         <w:jc w:val="both"/>
@@ -1353,7 +1401,7 @@
     </w:p>
     <w:p>
       <w:pPr>
-        <w:spacing w:before="120" w:line="276" w:lineRule="auto"/>
+        <w:spacing w:after="0" w:line="300" w:lineRule="auto"/>
         <w:rPr>
           <w:rFonts w:cs="Times New Roman"/>
           <w:bCs/>
@@ -1477,7 +1525,7 @@
         <w:tabs>
           <w:tab w:val="left" w:leader="dot" w:pos="8280"/>
         </w:tabs>
-        <w:spacing w:before="120" w:line="240" w:lineRule="auto"/>
+        <w:spacing w:after="0" w:line="300" w:lineRule="auto"/>
         <w:rPr>
           <w:rFonts w:eastAsia="Times New Roman" w:cs="Times New Roman"/>
           <w:szCs w:val="24"/>
@@ -1522,7 +1570,7 @@
           <w:p>
             <w:pPr>
               <w:snapToGrid w:val="0"/>
-              <w:spacing w:before="60"/>
+              <w:spacing w:after="0" w:line="300" w:lineRule="auto"/>
               <w:jc w:val="center"/>
               <w:rPr>
                 <w:rFonts w:cs="Times New Roman"/>
@@ -1555,7 +1603,7 @@
           <w:p>
             <w:pPr>
               <w:snapToGrid w:val="0"/>
-              <w:spacing w:before="60"/>
+              <w:spacing w:after="0" w:line="300" w:lineRule="auto"/>
               <w:jc w:val="center"/>
               <w:rPr>
                 <w:rFonts w:cs="Times New Roman"/>
@@ -1589,7 +1637,7 @@
           <w:p>
             <w:pPr>
               <w:snapToGrid w:val="0"/>
-              <w:spacing w:before="60"/>
+              <w:spacing w:after="0" w:line="300" w:lineRule="auto"/>
               <w:jc w:val="center"/>
               <w:rPr>
                 <w:rFonts w:cs="Times New Roman"/>
@@ -1623,7 +1671,7 @@
           <w:p>
             <w:pPr>
               <w:snapToGrid w:val="0"/>
-              <w:spacing w:before="60"/>
+              <w:spacing w:after="0" w:line="300" w:lineRule="auto"/>
               <w:jc w:val="center"/>
               <w:rPr>
                 <w:rFonts w:cs="Times New Roman"/>
@@ -1660,7 +1708,7 @@
           </w:tcPr>
           <w:p>
             <w:pPr>
-              <w:spacing w:before="48" w:after="48"/>
+              <w:spacing w:after="0" w:line="300" w:lineRule="auto"/>
               <w:jc w:val="center"/>
               <w:rPr>
                 <w:rFonts w:cs="Times New Roman"/>
@@ -1689,7 +1737,7 @@
           </w:tcPr>
           <w:p>
             <w:pPr>
-              <w:spacing w:before="48" w:after="48"/>
+              <w:spacing w:after="0" w:line="300" w:lineRule="auto"/>
               <w:rPr>
                 <w:rFonts w:cs="Times New Roman"/>
                 <w:sz w:val="25"/>
@@ -1718,7 +1766,7 @@
           </w:tcPr>
           <w:p>
             <w:pPr>
-              <w:spacing w:before="48" w:after="48"/>
+              <w:spacing w:after="0" w:line="300" w:lineRule="auto"/>
               <w:jc w:val="center"/>
               <w:rPr>
                 <w:rFonts w:cs="Times New Roman"/>
@@ -1749,7 +1797,7 @@
           </w:tcPr>
           <w:p>
             <w:pPr>
-              <w:spacing w:before="48" w:after="48"/>
+              <w:spacing w:after="0" w:line="300" w:lineRule="auto"/>
               <w:jc w:val="center"/>
               <w:rPr>
                 <w:rFonts w:cs="Times New Roman"/>
@@ -1772,7 +1820,7 @@
     <w:p>
       <w:pPr>
         <w:snapToGrid w:val="0"/>
-        <w:spacing w:before="60" w:after="0" w:line="240" w:lineRule="auto"/>
+        <w:spacing w:after="0" w:line="300" w:lineRule="auto"/>
         <w:jc w:val="both"/>
         <w:rPr>
           <w:rFonts w:eastAsia="Times New Roman" w:cs="Times New Roman"/>
@@ -1786,7 +1834,6 @@
           <w:szCs w:val="24"/>
           <w:lang w:val="vi-VN"/>
         </w:rPr>
-        <w:lastRenderedPageBreak/>
         <w:t>Trong quá trình hoạt động, Công ty có thể thay đổi ngành nghề kinh doanh theo quy định của pháp luật, sau khi được Chủ sở hữu tán thành, thông báo và được cơ quan đăng ký kinh doanh đồng ý bổ sung vào hồ sơ đăng ký doanh nghiệp, đăng tải trên hệ thống ĐKKD quốc gia (dangkykinhdoanh.gov.vn). (Trừ trường hợp có văn bản của cơ quan đăng ký kinh doanh từ chối bổ sung vào hồ sơ đăng ký doanh nghiệp).</w:t>
       </w:r>
     </w:p>
@@ -1798,7 +1845,7 @@
           <w:numId w:val="22"/>
         </w:numPr>
         <w:snapToGrid w:val="0"/>
-        <w:spacing w:before="60" w:after="0" w:line="240" w:lineRule="auto"/>
+        <w:spacing w:after="0" w:line="300" w:lineRule="auto"/>
         <w:ind w:left="0" w:firstLine="0"/>
         <w:contextualSpacing w:val="0"/>
         <w:jc w:val="both"/>
@@ -1816,6 +1863,7 @@
           <w:bCs/>
           <w:szCs w:val="24"/>
         </w:rPr>
+        <w:lastRenderedPageBreak/>
         <w:t>Con dấu của công ty</w:t>
       </w:r>
     </w:p>
@@ -1827,7 +1875,7 @@
           <w:numId w:val="23"/>
         </w:numPr>
         <w:snapToGrid w:val="0"/>
-        <w:spacing w:before="60" w:after="0" w:line="240" w:lineRule="auto"/>
+        <w:spacing w:after="0" w:line="300" w:lineRule="auto"/>
         <w:ind w:left="0" w:firstLine="0"/>
         <w:contextualSpacing w:val="0"/>
         <w:jc w:val="both"/>
@@ -1861,7 +1909,7 @@
           <w:numId w:val="23"/>
         </w:numPr>
         <w:snapToGrid w:val="0"/>
-        <w:spacing w:before="60" w:after="0" w:line="240" w:lineRule="auto"/>
+        <w:spacing w:after="0" w:line="300" w:lineRule="auto"/>
         <w:ind w:left="0" w:firstLine="0"/>
         <w:contextualSpacing w:val="0"/>
         <w:jc w:val="both"/>
@@ -1888,7 +1936,7 @@
           <w:numId w:val="23"/>
         </w:numPr>
         <w:snapToGrid w:val="0"/>
-        <w:spacing w:before="60" w:after="0" w:line="240" w:lineRule="auto"/>
+        <w:spacing w:after="0" w:line="300" w:lineRule="auto"/>
         <w:ind w:left="0" w:firstLine="0"/>
         <w:contextualSpacing w:val="0"/>
         <w:jc w:val="both"/>
@@ -1915,7 +1963,7 @@
           <w:numId w:val="22"/>
         </w:numPr>
         <w:snapToGrid w:val="0"/>
-        <w:spacing w:before="60" w:after="0" w:line="240" w:lineRule="auto"/>
+        <w:spacing w:after="0" w:line="300" w:lineRule="auto"/>
         <w:ind w:left="0" w:firstLine="0"/>
         <w:contextualSpacing w:val="0"/>
         <w:jc w:val="both"/>
@@ -1944,7 +1992,7 @@
           <w:numId w:val="2"/>
         </w:numPr>
         <w:snapToGrid w:val="0"/>
-        <w:spacing w:before="60" w:after="0" w:line="240" w:lineRule="auto"/>
+        <w:spacing w:after="0" w:line="300" w:lineRule="auto"/>
         <w:ind w:left="0" w:firstLine="0"/>
         <w:contextualSpacing w:val="0"/>
         <w:jc w:val="both"/>
@@ -1971,7 +2019,7 @@
           <w:numId w:val="2"/>
         </w:numPr>
         <w:snapToGrid w:val="0"/>
-        <w:spacing w:before="60" w:after="0" w:line="240" w:lineRule="auto"/>
+        <w:spacing w:after="0" w:line="300" w:lineRule="auto"/>
         <w:ind w:left="0" w:firstLine="0"/>
         <w:contextualSpacing w:val="0"/>
         <w:jc w:val="both"/>
@@ -1992,7 +2040,7 @@
     </w:p>
     <w:p>
       <w:pPr>
-        <w:spacing w:before="120" w:line="276" w:lineRule="auto"/>
+        <w:spacing w:after="0" w:line="300" w:lineRule="auto"/>
         <w:jc w:val="both"/>
         <w:rPr>
           <w:rFonts w:cs="Times New Roman"/>
@@ -2021,7 +2069,7 @@
     </w:p>
     <w:p>
       <w:pPr>
-        <w:spacing w:before="120" w:line="276" w:lineRule="auto"/>
+        <w:spacing w:after="0" w:line="300" w:lineRule="auto"/>
         <w:jc w:val="both"/>
         <w:rPr>
           <w:rFonts w:cs="Times New Roman"/>
@@ -2059,7 +2107,7 @@
     </w:p>
     <w:p>
       <w:pPr>
-        <w:spacing w:before="120" w:line="276" w:lineRule="auto"/>
+        <w:spacing w:after="0" w:line="300" w:lineRule="auto"/>
         <w:jc w:val="both"/>
         <w:rPr>
           <w:rFonts w:cs="Times New Roman"/>
@@ -2074,7 +2122,7 @@
     </w:p>
     <w:p>
       <w:pPr>
-        <w:spacing w:before="120" w:line="276" w:lineRule="auto"/>
+        <w:spacing w:after="0" w:line="300" w:lineRule="auto"/>
         <w:jc w:val="both"/>
         <w:rPr>
           <w:rFonts w:cs="Times New Roman"/>
@@ -2100,7 +2148,7 @@
         <w:tabs>
           <w:tab w:val="left" w:leader="dot" w:pos="8280"/>
         </w:tabs>
-        <w:spacing w:before="120" w:line="276" w:lineRule="auto"/>
+        <w:spacing w:after="0" w:line="300" w:lineRule="auto"/>
         <w:rPr>
           <w:rFonts w:cs="Times New Roman"/>
         </w:rPr>
@@ -2117,7 +2165,7 @@
         <w:tabs>
           <w:tab w:val="left" w:leader="dot" w:pos="8280"/>
         </w:tabs>
-        <w:spacing w:before="120" w:line="276" w:lineRule="auto"/>
+        <w:spacing w:after="0" w:line="300" w:lineRule="auto"/>
         <w:rPr>
           <w:rFonts w:cs="Times New Roman"/>
         </w:rPr>
@@ -2134,7 +2182,7 @@
         <w:tabs>
           <w:tab w:val="left" w:leader="dot" w:pos="8280"/>
         </w:tabs>
-        <w:spacing w:before="120" w:line="276" w:lineRule="auto"/>
+        <w:spacing w:after="0" w:line="300" w:lineRule="auto"/>
         <w:rPr>
           <w:rFonts w:cs="Times New Roman"/>
         </w:rPr>
@@ -2151,7 +2199,7 @@
         <w:tabs>
           <w:tab w:val="left" w:leader="dot" w:pos="8280"/>
         </w:tabs>
-        <w:spacing w:before="120" w:line="276" w:lineRule="auto"/>
+        <w:spacing w:after="0" w:line="300" w:lineRule="auto"/>
         <w:rPr>
           <w:rFonts w:cs="Times New Roman"/>
         </w:rPr>
@@ -2168,7 +2216,7 @@
         <w:tabs>
           <w:tab w:val="left" w:leader="dot" w:pos="8280"/>
         </w:tabs>
-        <w:spacing w:before="120" w:line="276" w:lineRule="auto"/>
+        <w:spacing w:after="0" w:line="300" w:lineRule="auto"/>
         <w:rPr>
           <w:rFonts w:cs="Times New Roman"/>
         </w:rPr>
@@ -2182,7 +2230,7 @@
     </w:p>
     <w:p>
       <w:pPr>
-        <w:spacing w:before="120" w:line="276" w:lineRule="auto"/>
+        <w:spacing w:after="0" w:line="300" w:lineRule="auto"/>
         <w:jc w:val="both"/>
         <w:rPr>
           <w:rFonts w:cs="Times New Roman"/>
@@ -2199,7 +2247,7 @@
     <w:p>
       <w:pPr>
         <w:snapToGrid w:val="0"/>
-        <w:spacing w:before="60" w:after="0" w:line="240" w:lineRule="auto"/>
+        <w:spacing w:after="0" w:line="300" w:lineRule="auto"/>
         <w:rPr>
           <w:rFonts w:eastAsia="Times New Roman" w:cs="Times New Roman"/>
           <w:szCs w:val="24"/>
@@ -2232,7 +2280,7 @@
     </w:p>
     <w:p>
       <w:pPr>
-        <w:spacing w:before="120" w:line="240" w:lineRule="auto"/>
+        <w:spacing w:after="0" w:line="300" w:lineRule="auto"/>
         <w:jc w:val="both"/>
         <w:rPr>
           <w:rFonts w:cs="Times New Roman"/>
@@ -2253,7 +2301,7 @@
     </w:p>
     <w:p>
       <w:pPr>
-        <w:spacing w:before="120" w:line="240" w:lineRule="auto"/>
+        <w:spacing w:after="0" w:line="300" w:lineRule="auto"/>
         <w:jc w:val="both"/>
         <w:rPr>
           <w:rFonts w:cs="Times New Roman"/>
@@ -2274,7 +2322,7 @@
     </w:p>
     <w:p>
       <w:pPr>
-        <w:spacing w:before="120" w:line="240" w:lineRule="auto"/>
+        <w:spacing w:after="0" w:line="300" w:lineRule="auto"/>
         <w:jc w:val="both"/>
         <w:rPr>
           <w:rFonts w:cs="Times New Roman"/>
@@ -2295,7 +2343,7 @@
     </w:p>
     <w:p>
       <w:pPr>
-        <w:spacing w:before="120" w:line="240" w:lineRule="auto"/>
+        <w:spacing w:after="0" w:line="300" w:lineRule="auto"/>
         <w:jc w:val="both"/>
         <w:rPr>
           <w:rFonts w:cs="Times New Roman"/>
@@ -2322,7 +2370,7 @@
           <w:numId w:val="23"/>
         </w:numPr>
         <w:snapToGrid w:val="0"/>
-        <w:spacing w:before="60" w:after="0" w:line="240" w:lineRule="auto"/>
+        <w:spacing w:after="0" w:line="300" w:lineRule="auto"/>
         <w:ind w:left="0" w:firstLine="0"/>
         <w:jc w:val="both"/>
         <w:rPr>
@@ -2337,16 +2385,7 @@
           <w:szCs w:val="24"/>
           <w:lang w:val="vi-VN"/>
         </w:rPr>
-        <w:t xml:space="preserve">Nếu người đại diện theo pháp luật của Công ty vắng mặt tại Việt Nam quá 30 ngày mà không ủy quyền cho người khác thực hiện các quyền và nghĩa vụ của người đại diện theo pháp luật của doanh nghiệp hoặc chết, mất tích, đang bị truy cứu trách nhiệm hình sự, bị tạm giam, đang chấp hành hình phạt tù, đang chấp hành biện pháp xử lý hành chính tại cơ sở cai nghiện bắt buộc, cơ sở giáo dục bắt buộc, bị hạn chế hoặc mất năng lực hành vi dân sự, có khó khăn </w:t>
-      </w:r>
-      <w:r>
-        <w:rPr>
-          <w:rFonts w:eastAsia="Times New Roman" w:cs="Times New Roman"/>
-          <w:szCs w:val="24"/>
-          <w:lang w:val="vi-VN"/>
-        </w:rPr>
-        <w:lastRenderedPageBreak/>
-        <w:t>trong nhận thức, làm chủ hành vi, bị Tòa án cấm đảm nhiệm chức vụ, cấm hành nghề hoặc làm công việc nhất định thì Chủ sở hữu cử người khác làm người đại diện theo pháp luật của công ty.</w:t>
+        <w:t>Nếu người đại diện theo pháp luật của Công ty vắng mặt tại Việt Nam quá 30 ngày mà không ủy quyền cho người khác thực hiện các quyền và nghĩa vụ của người đại diện theo pháp luật của doanh nghiệp hoặc chết, mất tích, đang bị truy cứu trách nhiệm hình sự, bị tạm giam, đang chấp hành hình phạt tù, đang chấp hành biện pháp xử lý hành chính tại cơ sở cai nghiện bắt buộc, cơ sở giáo dục bắt buộc, bị hạn chế hoặc mất năng lực hành vi dân sự, có khó khăn trong nhận thức, làm chủ hành vi, bị Tòa án cấm đảm nhiệm chức vụ, cấm hành nghề hoặc làm công việc nhất định thì Chủ sở hữu cử người khác làm người đại diện theo pháp luật của công ty.</w:t>
       </w:r>
     </w:p>
     <w:p>
@@ -2357,7 +2396,7 @@
           <w:numId w:val="23"/>
         </w:numPr>
         <w:snapToGrid w:val="0"/>
-        <w:spacing w:before="60" w:after="0" w:line="240" w:lineRule="auto"/>
+        <w:spacing w:after="0" w:line="300" w:lineRule="auto"/>
         <w:ind w:left="0" w:firstLine="0"/>
         <w:contextualSpacing w:val="0"/>
         <w:jc w:val="both"/>
@@ -2379,7 +2418,7 @@
     <w:p>
       <w:pPr>
         <w:snapToGrid w:val="0"/>
-        <w:spacing w:before="60" w:after="0" w:line="240" w:lineRule="auto"/>
+        <w:spacing w:after="0" w:line="300" w:lineRule="auto"/>
         <w:jc w:val="center"/>
         <w:rPr>
           <w:rFonts w:eastAsia="Times New Roman" w:cs="Times New Roman"/>
@@ -2401,7 +2440,7 @@
     <w:p>
       <w:pPr>
         <w:snapToGrid w:val="0"/>
-        <w:spacing w:before="60" w:after="0" w:line="240" w:lineRule="auto"/>
+        <w:spacing w:after="0" w:line="300" w:lineRule="auto"/>
         <w:jc w:val="center"/>
         <w:rPr>
           <w:rFonts w:eastAsia="Times New Roman" w:cs="Times New Roman"/>
@@ -2428,7 +2467,7 @@
           <w:numId w:val="22"/>
         </w:numPr>
         <w:snapToGrid w:val="0"/>
-        <w:spacing w:before="60" w:after="0" w:line="240" w:lineRule="auto"/>
+        <w:spacing w:after="0" w:line="300" w:lineRule="auto"/>
         <w:ind w:left="0" w:firstLine="0"/>
         <w:contextualSpacing w:val="0"/>
         <w:jc w:val="both"/>
@@ -2446,6 +2485,7 @@
           <w:szCs w:val="24"/>
           <w:lang w:val="vi-VN"/>
         </w:rPr>
+        <w:lastRenderedPageBreak/>
         <w:t>Vốn điều lệ, chủ sở hữu công ty</w:t>
       </w:r>
     </w:p>
@@ -2457,7 +2497,7 @@
           <w:numId w:val="3"/>
         </w:numPr>
         <w:snapToGrid w:val="0"/>
-        <w:spacing w:before="60" w:after="0" w:line="240" w:lineRule="auto"/>
+        <w:spacing w:after="0" w:line="300" w:lineRule="auto"/>
         <w:ind w:left="0" w:firstLine="0"/>
         <w:contextualSpacing w:val="0"/>
         <w:jc w:val="both"/>
@@ -2490,7 +2530,7 @@
           <w:numId w:val="24"/>
         </w:numPr>
         <w:snapToGrid w:val="0"/>
-        <w:spacing w:before="60" w:after="0" w:line="240" w:lineRule="auto"/>
+        <w:spacing w:after="0" w:line="300" w:lineRule="auto"/>
         <w:ind w:left="0" w:firstLine="0"/>
         <w:contextualSpacing w:val="0"/>
         <w:jc w:val="both"/>
@@ -2500,13 +2540,23 @@
           <w:szCs w:val="24"/>
         </w:rPr>
       </w:pPr>
+      <w:proofErr w:type="spellStart"/>
       <w:r>
         <w:rPr>
           <w:rFonts w:eastAsia="Times New Roman" w:cs="Times New Roman"/>
           <w:spacing w:val="-2"/>
           <w:szCs w:val="24"/>
         </w:rPr>
-        <w:t xml:space="preserve">Vốn </w:t>
+        <w:t>Vốn</w:t>
+      </w:r>
+      <w:proofErr w:type="spellEnd"/>
+      <w:r>
+        <w:rPr>
+          <w:rFonts w:eastAsia="Times New Roman" w:cs="Times New Roman"/>
+          <w:spacing w:val="-2"/>
+          <w:szCs w:val="24"/>
+        </w:rPr>
+        <w:t xml:space="preserve"> </w:t>
       </w:r>
       <w:proofErr w:type="spellStart"/>
       <w:r>
@@ -2748,7 +2798,7 @@
           <w:numId w:val="24"/>
         </w:numPr>
         <w:snapToGrid w:val="0"/>
-        <w:spacing w:before="60" w:after="0" w:line="240" w:lineRule="auto"/>
+        <w:spacing w:after="0" w:line="300" w:lineRule="auto"/>
         <w:ind w:left="0" w:firstLine="0"/>
         <w:contextualSpacing w:val="0"/>
         <w:jc w:val="both"/>
@@ -2773,7 +2823,7 @@
           <w:numId w:val="3"/>
         </w:numPr>
         <w:snapToGrid w:val="0"/>
-        <w:spacing w:before="60" w:after="0" w:line="240" w:lineRule="auto"/>
+        <w:spacing w:after="0" w:line="300" w:lineRule="auto"/>
         <w:ind w:left="0" w:firstLine="0"/>
         <w:contextualSpacing w:val="0"/>
         <w:jc w:val="both"/>
@@ -2800,7 +2850,7 @@
     </w:p>
     <w:p>
       <w:pPr>
-        <w:spacing w:before="120" w:line="240" w:lineRule="auto"/>
+        <w:spacing w:after="0" w:line="300" w:lineRule="auto"/>
         <w:jc w:val="both"/>
         <w:rPr>
           <w:rFonts w:cs="Times New Roman"/>
@@ -2827,7 +2877,7 @@
     </w:p>
     <w:p>
       <w:pPr>
-        <w:spacing w:before="120" w:line="240" w:lineRule="auto"/>
+        <w:spacing w:after="0" w:line="300" w:lineRule="auto"/>
         <w:jc w:val="both"/>
         <w:rPr>
           <w:rFonts w:cs="Times New Roman"/>
@@ -2851,7 +2901,7 @@
     </w:p>
     <w:p>
       <w:pPr>
-        <w:spacing w:before="120" w:line="240" w:lineRule="auto"/>
+        <w:spacing w:after="0" w:line="300" w:lineRule="auto"/>
         <w:jc w:val="both"/>
         <w:rPr>
           <w:rFonts w:cs="Times New Roman"/>
@@ -2868,7 +2918,7 @@
     </w:p>
     <w:p>
       <w:pPr>
-        <w:spacing w:before="120" w:line="240" w:lineRule="auto"/>
+        <w:spacing w:after="0" w:line="300" w:lineRule="auto"/>
         <w:jc w:val="both"/>
         <w:rPr>
           <w:rFonts w:cs="Times New Roman"/>
@@ -2885,7 +2935,7 @@
     </w:p>
     <w:p>
       <w:pPr>
-        <w:spacing w:before="120" w:line="240" w:lineRule="auto"/>
+        <w:spacing w:after="0" w:line="300" w:lineRule="auto"/>
         <w:jc w:val="both"/>
         <w:rPr>
           <w:rFonts w:cs="Times New Roman"/>
@@ -2902,7 +2952,7 @@
     </w:p>
     <w:p>
       <w:pPr>
-        <w:spacing w:before="120" w:line="240" w:lineRule="auto"/>
+        <w:spacing w:after="0" w:line="300" w:lineRule="auto"/>
         <w:jc w:val="both"/>
         <w:rPr>
           <w:rFonts w:cs="Times New Roman"/>
@@ -2919,7 +2969,7 @@
     </w:p>
     <w:p>
       <w:pPr>
-        <w:spacing w:before="120" w:line="240" w:lineRule="auto"/>
+        <w:spacing w:after="0" w:line="300" w:lineRule="auto"/>
         <w:jc w:val="both"/>
         <w:rPr>
           <w:rFonts w:cs="Times New Roman"/>
@@ -2936,7 +2986,7 @@
     </w:p>
     <w:p>
       <w:pPr>
-        <w:spacing w:before="120" w:line="240" w:lineRule="auto"/>
+        <w:spacing w:after="0" w:line="300" w:lineRule="auto"/>
         <w:jc w:val="both"/>
         <w:rPr>
           <w:rFonts w:cs="Times New Roman"/>
@@ -2953,7 +3003,7 @@
     </w:p>
     <w:p>
       <w:pPr>
-        <w:spacing w:before="120" w:line="240" w:lineRule="auto"/>
+        <w:spacing w:after="0" w:line="300" w:lineRule="auto"/>
         <w:jc w:val="both"/>
         <w:rPr>
           <w:rFonts w:cs="Times New Roman"/>
@@ -2970,7 +3020,7 @@
     </w:p>
     <w:p>
       <w:pPr>
-        <w:spacing w:before="120" w:line="240" w:lineRule="auto"/>
+        <w:spacing w:after="0" w:line="300" w:lineRule="auto"/>
         <w:jc w:val="both"/>
         <w:rPr>
           <w:rFonts w:cs="Times New Roman"/>
@@ -3143,7 +3193,7 @@
           <w:ilvl w:val="0"/>
           <w:numId w:val="3"/>
         </w:numPr>
-        <w:spacing w:before="120" w:line="240" w:lineRule="auto"/>
+        <w:spacing w:after="0" w:line="300" w:lineRule="auto"/>
         <w:jc w:val="both"/>
         <w:rPr>
           <w:rFonts w:cs="Times New Roman"/>
@@ -3164,7 +3214,7 @@
     </w:p>
     <w:p>
       <w:pPr>
-        <w:spacing w:before="120" w:line="240" w:lineRule="auto"/>
+        <w:spacing w:after="0" w:line="300" w:lineRule="auto"/>
         <w:jc w:val="both"/>
         <w:rPr>
           <w:rFonts w:eastAsia="Times New Roman" w:cs="Times New Roman"/>
@@ -3189,7 +3239,7 @@
           <w:numId w:val="22"/>
         </w:numPr>
         <w:snapToGrid w:val="0"/>
-        <w:spacing w:before="60" w:after="0" w:line="240" w:lineRule="auto"/>
+        <w:spacing w:after="0" w:line="300" w:lineRule="auto"/>
         <w:ind w:left="0" w:firstLine="0"/>
         <w:contextualSpacing w:val="0"/>
         <w:jc w:val="both"/>
@@ -3218,7 +3268,7 @@
           <w:numId w:val="4"/>
         </w:numPr>
         <w:snapToGrid w:val="0"/>
-        <w:spacing w:before="60" w:after="0" w:line="240" w:lineRule="auto"/>
+        <w:spacing w:after="0" w:line="300" w:lineRule="auto"/>
         <w:ind w:left="0" w:firstLine="0"/>
         <w:contextualSpacing w:val="0"/>
         <w:jc w:val="both"/>
@@ -3245,7 +3295,7 @@
           <w:numId w:val="4"/>
         </w:numPr>
         <w:snapToGrid w:val="0"/>
-        <w:spacing w:before="60" w:after="0" w:line="240" w:lineRule="auto"/>
+        <w:spacing w:after="0" w:line="300" w:lineRule="auto"/>
         <w:ind w:left="0" w:firstLine="0"/>
         <w:contextualSpacing w:val="0"/>
         <w:jc w:val="both"/>
@@ -3272,7 +3322,7 @@
           <w:numId w:val="4"/>
         </w:numPr>
         <w:snapToGrid w:val="0"/>
-        <w:spacing w:before="60" w:after="0" w:line="240" w:lineRule="auto"/>
+        <w:spacing w:after="0" w:line="300" w:lineRule="auto"/>
         <w:ind w:left="0" w:firstLine="0"/>
         <w:contextualSpacing w:val="0"/>
         <w:jc w:val="both"/>
@@ -3299,7 +3349,7 @@
           <w:numId w:val="4"/>
         </w:numPr>
         <w:snapToGrid w:val="0"/>
-        <w:spacing w:before="60" w:after="0" w:line="240" w:lineRule="auto"/>
+        <w:spacing w:after="0" w:line="300" w:lineRule="auto"/>
         <w:ind w:left="0" w:firstLine="0"/>
         <w:contextualSpacing w:val="0"/>
         <w:jc w:val="both"/>
@@ -3326,7 +3376,7 @@
           <w:numId w:val="4"/>
         </w:numPr>
         <w:snapToGrid w:val="0"/>
-        <w:spacing w:before="60" w:after="0" w:line="240" w:lineRule="auto"/>
+        <w:spacing w:after="0" w:line="300" w:lineRule="auto"/>
         <w:ind w:left="0" w:firstLine="0"/>
         <w:contextualSpacing w:val="0"/>
         <w:jc w:val="both"/>
@@ -3353,7 +3403,7 @@
           <w:numId w:val="4"/>
         </w:numPr>
         <w:snapToGrid w:val="0"/>
-        <w:spacing w:before="60" w:after="0" w:line="240" w:lineRule="auto"/>
+        <w:spacing w:after="0" w:line="300" w:lineRule="auto"/>
         <w:ind w:left="0" w:firstLine="0"/>
         <w:contextualSpacing w:val="0"/>
         <w:jc w:val="both"/>
@@ -3380,7 +3430,7 @@
           <w:numId w:val="22"/>
         </w:numPr>
         <w:snapToGrid w:val="0"/>
-        <w:spacing w:before="60" w:after="0" w:line="240" w:lineRule="auto"/>
+        <w:spacing w:after="0" w:line="300" w:lineRule="auto"/>
         <w:ind w:left="0" w:firstLine="0"/>
         <w:contextualSpacing w:val="0"/>
         <w:jc w:val="both"/>
@@ -3409,7 +3459,7 @@
           <w:numId w:val="5"/>
         </w:numPr>
         <w:snapToGrid w:val="0"/>
-        <w:spacing w:before="60" w:after="0" w:line="240" w:lineRule="auto"/>
+        <w:spacing w:after="0" w:line="300" w:lineRule="auto"/>
         <w:ind w:left="0" w:firstLine="0"/>
         <w:contextualSpacing w:val="0"/>
         <w:jc w:val="both"/>
@@ -3436,7 +3486,7 @@
           <w:numId w:val="5"/>
         </w:numPr>
         <w:snapToGrid w:val="0"/>
-        <w:spacing w:before="60" w:after="0" w:line="240" w:lineRule="auto"/>
+        <w:spacing w:after="0" w:line="300" w:lineRule="auto"/>
         <w:ind w:left="0" w:firstLine="0"/>
         <w:contextualSpacing w:val="0"/>
         <w:jc w:val="both"/>
@@ -3463,7 +3513,7 @@
           <w:numId w:val="5"/>
         </w:numPr>
         <w:snapToGrid w:val="0"/>
-        <w:spacing w:before="60" w:after="0" w:line="240" w:lineRule="auto"/>
+        <w:spacing w:after="0" w:line="300" w:lineRule="auto"/>
         <w:ind w:left="0" w:firstLine="0"/>
         <w:contextualSpacing w:val="0"/>
         <w:jc w:val="both"/>
@@ -3490,7 +3540,7 @@
           <w:numId w:val="5"/>
         </w:numPr>
         <w:snapToGrid w:val="0"/>
-        <w:spacing w:before="60" w:after="0" w:line="240" w:lineRule="auto"/>
+        <w:spacing w:after="0" w:line="300" w:lineRule="auto"/>
         <w:ind w:left="0" w:firstLine="0"/>
         <w:contextualSpacing w:val="0"/>
         <w:jc w:val="both"/>
@@ -3506,7 +3556,6 @@
           <w:szCs w:val="24"/>
           <w:lang w:val="vi-VN"/>
         </w:rPr>
-        <w:lastRenderedPageBreak/>
         <w:t>Tuân thủ quy định của pháp luật về hợp đồng và quy định khác của pháp luật có liên quan trong việc mua, bán, vay, cho vay, thuê, cho thuê, hợp đồng, giao dịch khác giữa công ty và chủ sở hữu công ty.</w:t>
       </w:r>
     </w:p>
@@ -3518,7 +3567,7 @@
           <w:numId w:val="5"/>
         </w:numPr>
         <w:snapToGrid w:val="0"/>
-        <w:spacing w:before="60" w:after="0" w:line="240" w:lineRule="auto"/>
+        <w:spacing w:after="0" w:line="300" w:lineRule="auto"/>
         <w:ind w:left="0" w:firstLine="0"/>
         <w:contextualSpacing w:val="0"/>
         <w:jc w:val="both"/>
@@ -3545,7 +3594,7 @@
           <w:numId w:val="5"/>
         </w:numPr>
         <w:snapToGrid w:val="0"/>
-        <w:spacing w:before="60" w:after="0" w:line="240" w:lineRule="auto"/>
+        <w:spacing w:after="0" w:line="300" w:lineRule="auto"/>
         <w:ind w:left="0" w:firstLine="0"/>
         <w:contextualSpacing w:val="0"/>
         <w:jc w:val="both"/>
@@ -3572,7 +3621,7 @@
           <w:numId w:val="22"/>
         </w:numPr>
         <w:snapToGrid w:val="0"/>
-        <w:spacing w:before="60" w:after="0" w:line="240" w:lineRule="auto"/>
+        <w:spacing w:after="0" w:line="300" w:lineRule="auto"/>
         <w:ind w:left="0" w:firstLine="0"/>
         <w:contextualSpacing w:val="0"/>
         <w:jc w:val="both"/>
@@ -3586,6 +3635,7 @@
           <w:b/>
           <w:color w:val="000000" w:themeColor="text1"/>
         </w:rPr>
+        <w:lastRenderedPageBreak/>
         <w:t>Chủ sở hữu hưởng lợi</w:t>
       </w:r>
     </w:p>
@@ -3593,7 +3643,7 @@
       <w:pPr>
         <w:pStyle w:val="NormalWeb"/>
         <w:shd w:val="clear" w:color="auto" w:fill="FFFFFF"/>
-        <w:spacing w:before="0" w:beforeAutospacing="0" w:after="0" w:afterAutospacing="0"/>
+        <w:spacing w:before="0" w:beforeAutospacing="0" w:after="0" w:afterAutospacing="0" w:line="300" w:lineRule="auto"/>
         <w:contextualSpacing/>
         <w:jc w:val="both"/>
         <w:rPr>
@@ -3628,6 +3678,7 @@
       <w:pPr>
         <w:pStyle w:val="NormalWeb"/>
         <w:shd w:val="clear" w:color="auto" w:fill="FFFFFF"/>
+        <w:spacing w:before="0" w:beforeAutospacing="0" w:after="0" w:afterAutospacing="0" w:line="300" w:lineRule="auto"/>
         <w:contextualSpacing/>
         <w:jc w:val="both"/>
         <w:rPr>
@@ -3645,6 +3696,7 @@
       <w:pPr>
         <w:pStyle w:val="NormalWeb"/>
         <w:shd w:val="clear" w:color="auto" w:fill="FFFFFF"/>
+        <w:spacing w:before="0" w:beforeAutospacing="0" w:after="0" w:afterAutospacing="0" w:line="300" w:lineRule="auto"/>
         <w:contextualSpacing/>
         <w:jc w:val="both"/>
         <w:rPr>
@@ -3662,6 +3714,7 @@
       <w:pPr>
         <w:pStyle w:val="NormalWeb"/>
         <w:shd w:val="clear" w:color="auto" w:fill="FFFFFF"/>
+        <w:spacing w:before="0" w:beforeAutospacing="0" w:after="0" w:afterAutospacing="0" w:line="300" w:lineRule="auto"/>
         <w:contextualSpacing/>
         <w:jc w:val="both"/>
         <w:rPr>
@@ -3679,7 +3732,7 @@
       <w:pPr>
         <w:pStyle w:val="NormalWeb"/>
         <w:shd w:val="clear" w:color="auto" w:fill="FFFFFF"/>
-        <w:spacing w:before="0" w:beforeAutospacing="0" w:after="0" w:afterAutospacing="0"/>
+        <w:spacing w:before="0" w:beforeAutospacing="0" w:after="0" w:afterAutospacing="0" w:line="300" w:lineRule="auto"/>
         <w:contextualSpacing/>
         <w:jc w:val="both"/>
         <w:rPr>
@@ -3697,7 +3750,7 @@
       <w:pPr>
         <w:pStyle w:val="NormalWeb"/>
         <w:shd w:val="clear" w:color="auto" w:fill="FFFFFF"/>
-        <w:spacing w:before="0" w:beforeAutospacing="0" w:after="0" w:afterAutospacing="0"/>
+        <w:spacing w:before="0" w:beforeAutospacing="0" w:after="0" w:afterAutospacing="0" w:line="300" w:lineRule="auto"/>
         <w:contextualSpacing/>
         <w:jc w:val="both"/>
         <w:rPr>
@@ -3741,7 +3794,7 @@
       <w:pPr>
         <w:pStyle w:val="ListParagraph"/>
         <w:snapToGrid w:val="0"/>
-        <w:spacing w:before="60" w:after="0" w:line="240" w:lineRule="auto"/>
+        <w:spacing w:after="0" w:line="300" w:lineRule="auto"/>
         <w:ind w:left="0"/>
         <w:contextualSpacing w:val="0"/>
         <w:jc w:val="both"/>
@@ -3755,7 +3808,7 @@
     <w:p>
       <w:pPr>
         <w:snapToGrid w:val="0"/>
-        <w:spacing w:before="60" w:after="0" w:line="240" w:lineRule="auto"/>
+        <w:spacing w:after="0" w:line="300" w:lineRule="auto"/>
         <w:jc w:val="center"/>
         <w:rPr>
           <w:rFonts w:eastAsia="Times New Roman" w:cs="Times New Roman"/>
@@ -3777,7 +3830,7 @@
     <w:p>
       <w:pPr>
         <w:snapToGrid w:val="0"/>
-        <w:spacing w:before="60" w:after="0" w:line="240" w:lineRule="auto"/>
+        <w:spacing w:after="0" w:line="300" w:lineRule="auto"/>
         <w:jc w:val="center"/>
         <w:rPr>
           <w:rFonts w:eastAsia="Times New Roman" w:cs="Times New Roman"/>
@@ -3804,7 +3857,7 @@
           <w:numId w:val="22"/>
         </w:numPr>
         <w:snapToGrid w:val="0"/>
-        <w:spacing w:before="60" w:after="0" w:line="240" w:lineRule="auto"/>
+        <w:spacing w:after="0" w:line="300" w:lineRule="auto"/>
         <w:ind w:left="0" w:firstLine="0"/>
         <w:contextualSpacing w:val="0"/>
         <w:jc w:val="both"/>
@@ -3827,7 +3880,7 @@
     </w:p>
     <w:p>
       <w:pPr>
-        <w:spacing w:before="120" w:after="0" w:line="240" w:lineRule="auto"/>
+        <w:spacing w:after="0" w:line="300" w:lineRule="auto"/>
         <w:jc w:val="both"/>
         <w:rPr>
           <w:rFonts w:cs="Times New Roman"/>
@@ -3866,7 +3919,7 @@
     </w:p>
     <w:p>
       <w:pPr>
-        <w:spacing w:before="120" w:after="0" w:line="240" w:lineRule="auto"/>
+        <w:spacing w:after="0" w:line="300" w:lineRule="auto"/>
         <w:jc w:val="both"/>
         <w:rPr>
           <w:rFonts w:cs="Times New Roman"/>
@@ -3905,7 +3958,7 @@
     </w:p>
     <w:p>
       <w:pPr>
-        <w:spacing w:before="120" w:after="0" w:line="240" w:lineRule="auto"/>
+        <w:spacing w:after="0" w:line="300" w:lineRule="auto"/>
         <w:jc w:val="both"/>
         <w:rPr>
           <w:rFonts w:cs="Times New Roman"/>
@@ -3942,7 +3995,7 @@
           <w:numId w:val="22"/>
         </w:numPr>
         <w:snapToGrid w:val="0"/>
-        <w:spacing w:before="60" w:after="0" w:line="240" w:lineRule="auto"/>
+        <w:spacing w:after="0" w:line="300" w:lineRule="auto"/>
         <w:ind w:left="0" w:firstLine="0"/>
         <w:contextualSpacing w:val="0"/>
         <w:jc w:val="both"/>
@@ -3969,7 +4022,7 @@
           <w:numId w:val="25"/>
         </w:numPr>
         <w:snapToGrid w:val="0"/>
-        <w:spacing w:before="60" w:after="0" w:line="240" w:lineRule="auto"/>
+        <w:spacing w:after="0" w:line="300" w:lineRule="auto"/>
         <w:ind w:left="0" w:firstLine="0"/>
         <w:contextualSpacing w:val="0"/>
         <w:jc w:val="both"/>
@@ -3994,7 +4047,7 @@
           <w:numId w:val="25"/>
         </w:numPr>
         <w:snapToGrid w:val="0"/>
-        <w:spacing w:before="60" w:after="0" w:line="240" w:lineRule="auto"/>
+        <w:spacing w:after="0" w:line="300" w:lineRule="auto"/>
         <w:ind w:left="0" w:firstLine="0"/>
         <w:contextualSpacing w:val="0"/>
         <w:jc w:val="both"/>
@@ -4019,7 +4072,7 @@
           <w:numId w:val="25"/>
         </w:numPr>
         <w:snapToGrid w:val="0"/>
-        <w:spacing w:before="60" w:after="0" w:line="240" w:lineRule="auto"/>
+        <w:spacing w:after="0" w:line="300" w:lineRule="auto"/>
         <w:ind w:left="0" w:firstLine="0"/>
         <w:contextualSpacing w:val="0"/>
         <w:jc w:val="both"/>
@@ -4044,7 +4097,7 @@
           <w:numId w:val="22"/>
         </w:numPr>
         <w:snapToGrid w:val="0"/>
-        <w:spacing w:before="60" w:after="0" w:line="240" w:lineRule="auto"/>
+        <w:spacing w:after="0" w:line="300" w:lineRule="auto"/>
         <w:ind w:left="0" w:firstLine="0"/>
         <w:contextualSpacing w:val="0"/>
         <w:jc w:val="both"/>
@@ -4060,7 +4113,6 @@
           <w:bCs/>
           <w:szCs w:val="24"/>
         </w:rPr>
-        <w:lastRenderedPageBreak/>
         <w:t>Giám đốc</w:t>
       </w:r>
     </w:p>
@@ -4072,7 +4124,7 @@
           <w:numId w:val="6"/>
         </w:numPr>
         <w:snapToGrid w:val="0"/>
-        <w:spacing w:before="60" w:after="0" w:line="240" w:lineRule="auto"/>
+        <w:spacing w:after="0" w:line="300" w:lineRule="auto"/>
         <w:ind w:left="0" w:firstLine="0"/>
         <w:contextualSpacing w:val="0"/>
         <w:jc w:val="both"/>
@@ -4097,7 +4149,7 @@
           <w:numId w:val="6"/>
         </w:numPr>
         <w:snapToGrid w:val="0"/>
-        <w:spacing w:before="60" w:after="0" w:line="240" w:lineRule="auto"/>
+        <w:spacing w:after="0" w:line="300" w:lineRule="auto"/>
         <w:ind w:left="0" w:firstLine="0"/>
         <w:contextualSpacing w:val="0"/>
         <w:jc w:val="both"/>
@@ -4111,6 +4163,7 @@
           <w:rFonts w:eastAsia="Times New Roman" w:cs="Times New Roman"/>
           <w:szCs w:val="24"/>
         </w:rPr>
+        <w:lastRenderedPageBreak/>
         <w:t>Giám đốc có quyền và nghĩa vụ sau đây:</w:t>
       </w:r>
     </w:p>
@@ -4122,7 +4175,7 @@
           <w:numId w:val="7"/>
         </w:numPr>
         <w:snapToGrid w:val="0"/>
-        <w:spacing w:before="60" w:after="0" w:line="240" w:lineRule="auto"/>
+        <w:spacing w:after="0" w:line="300" w:lineRule="auto"/>
         <w:ind w:left="0" w:firstLine="0"/>
         <w:contextualSpacing w:val="0"/>
         <w:jc w:val="both"/>
@@ -4147,7 +4200,7 @@
           <w:numId w:val="7"/>
         </w:numPr>
         <w:snapToGrid w:val="0"/>
-        <w:spacing w:before="60" w:after="0" w:line="240" w:lineRule="auto"/>
+        <w:spacing w:after="0" w:line="300" w:lineRule="auto"/>
         <w:ind w:left="0" w:firstLine="0"/>
         <w:contextualSpacing w:val="0"/>
         <w:jc w:val="both"/>
@@ -4172,7 +4225,7 @@
           <w:numId w:val="7"/>
         </w:numPr>
         <w:snapToGrid w:val="0"/>
-        <w:spacing w:before="60" w:after="0" w:line="240" w:lineRule="auto"/>
+        <w:spacing w:after="0" w:line="300" w:lineRule="auto"/>
         <w:ind w:left="0" w:firstLine="0"/>
         <w:contextualSpacing w:val="0"/>
         <w:jc w:val="both"/>
@@ -4197,7 +4250,7 @@
           <w:numId w:val="7"/>
         </w:numPr>
         <w:snapToGrid w:val="0"/>
-        <w:spacing w:before="60" w:after="0" w:line="240" w:lineRule="auto"/>
+        <w:spacing w:after="0" w:line="300" w:lineRule="auto"/>
         <w:ind w:left="0" w:firstLine="0"/>
         <w:contextualSpacing w:val="0"/>
         <w:jc w:val="both"/>
@@ -4222,7 +4275,7 @@
           <w:numId w:val="7"/>
         </w:numPr>
         <w:snapToGrid w:val="0"/>
-        <w:spacing w:before="60" w:after="0" w:line="240" w:lineRule="auto"/>
+        <w:spacing w:after="0" w:line="300" w:lineRule="auto"/>
         <w:ind w:left="0" w:firstLine="0"/>
         <w:contextualSpacing w:val="0"/>
         <w:jc w:val="both"/>
@@ -4247,7 +4300,7 @@
           <w:numId w:val="7"/>
         </w:numPr>
         <w:snapToGrid w:val="0"/>
-        <w:spacing w:before="60" w:after="0" w:line="240" w:lineRule="auto"/>
+        <w:spacing w:after="0" w:line="300" w:lineRule="auto"/>
         <w:ind w:left="0" w:firstLine="0"/>
         <w:contextualSpacing w:val="0"/>
         <w:jc w:val="both"/>
@@ -4272,7 +4325,7 @@
           <w:numId w:val="7"/>
         </w:numPr>
         <w:snapToGrid w:val="0"/>
-        <w:spacing w:before="60" w:after="0" w:line="240" w:lineRule="auto"/>
+        <w:spacing w:after="0" w:line="300" w:lineRule="auto"/>
         <w:ind w:left="0" w:firstLine="0"/>
         <w:contextualSpacing w:val="0"/>
         <w:jc w:val="both"/>
@@ -4297,7 +4350,7 @@
           <w:numId w:val="7"/>
         </w:numPr>
         <w:snapToGrid w:val="0"/>
-        <w:spacing w:before="60" w:after="0" w:line="240" w:lineRule="auto"/>
+        <w:spacing w:after="0" w:line="300" w:lineRule="auto"/>
         <w:ind w:left="0" w:firstLine="0"/>
         <w:contextualSpacing w:val="0"/>
         <w:jc w:val="both"/>
@@ -4322,7 +4375,7 @@
           <w:numId w:val="7"/>
         </w:numPr>
         <w:snapToGrid w:val="0"/>
-        <w:spacing w:before="60" w:after="0" w:line="240" w:lineRule="auto"/>
+        <w:spacing w:after="0" w:line="300" w:lineRule="auto"/>
         <w:ind w:left="0" w:firstLine="0"/>
         <w:contextualSpacing w:val="0"/>
         <w:jc w:val="both"/>
@@ -4347,7 +4400,7 @@
           <w:numId w:val="7"/>
         </w:numPr>
         <w:snapToGrid w:val="0"/>
-        <w:spacing w:before="60" w:after="0" w:line="240" w:lineRule="auto"/>
+        <w:spacing w:after="0" w:line="300" w:lineRule="auto"/>
         <w:ind w:left="0" w:firstLine="0"/>
         <w:contextualSpacing w:val="0"/>
         <w:jc w:val="both"/>
@@ -4372,7 +4425,7 @@
           <w:numId w:val="7"/>
         </w:numPr>
         <w:snapToGrid w:val="0"/>
-        <w:spacing w:before="60" w:after="0" w:line="240" w:lineRule="auto"/>
+        <w:spacing w:after="0" w:line="300" w:lineRule="auto"/>
         <w:ind w:left="0" w:firstLine="0"/>
         <w:contextualSpacing w:val="0"/>
         <w:jc w:val="both"/>
@@ -4397,7 +4450,7 @@
           <w:numId w:val="6"/>
         </w:numPr>
         <w:snapToGrid w:val="0"/>
-        <w:spacing w:before="60" w:after="0" w:line="240" w:lineRule="auto"/>
+        <w:spacing w:after="0" w:line="300" w:lineRule="auto"/>
         <w:ind w:left="0" w:firstLine="0"/>
         <w:contextualSpacing w:val="0"/>
         <w:jc w:val="both"/>
@@ -4422,7 +4475,7 @@
           <w:numId w:val="8"/>
         </w:numPr>
         <w:snapToGrid w:val="0"/>
-        <w:spacing w:before="60" w:after="0" w:line="240" w:lineRule="auto"/>
+        <w:spacing w:after="0" w:line="300" w:lineRule="auto"/>
         <w:ind w:left="0" w:firstLine="0"/>
         <w:contextualSpacing w:val="0"/>
         <w:jc w:val="both"/>
@@ -4447,7 +4500,7 @@
           <w:numId w:val="8"/>
         </w:numPr>
         <w:snapToGrid w:val="0"/>
-        <w:spacing w:before="60" w:after="0" w:line="240" w:lineRule="auto"/>
+        <w:spacing w:after="0" w:line="300" w:lineRule="auto"/>
         <w:ind w:left="0" w:firstLine="0"/>
         <w:contextualSpacing w:val="0"/>
         <w:jc w:val="both"/>
@@ -4472,7 +4525,7 @@
           <w:numId w:val="22"/>
         </w:numPr>
         <w:snapToGrid w:val="0"/>
-        <w:spacing w:before="60" w:after="0" w:line="240" w:lineRule="auto"/>
+        <w:spacing w:after="0" w:line="300" w:lineRule="auto"/>
         <w:ind w:left="0" w:firstLine="0"/>
         <w:contextualSpacing w:val="0"/>
         <w:jc w:val="both"/>
@@ -4499,7 +4552,7 @@
           <w:numId w:val="9"/>
         </w:numPr>
         <w:snapToGrid w:val="0"/>
-        <w:spacing w:before="60" w:after="0" w:line="240" w:lineRule="auto"/>
+        <w:spacing w:after="0" w:line="300" w:lineRule="auto"/>
         <w:ind w:left="0" w:firstLine="0"/>
         <w:contextualSpacing w:val="0"/>
         <w:jc w:val="both"/>
@@ -4524,7 +4577,7 @@
           <w:numId w:val="9"/>
         </w:numPr>
         <w:snapToGrid w:val="0"/>
-        <w:spacing w:before="60" w:after="0" w:line="240" w:lineRule="auto"/>
+        <w:spacing w:after="0" w:line="300" w:lineRule="auto"/>
         <w:ind w:left="0" w:firstLine="0"/>
         <w:contextualSpacing w:val="0"/>
         <w:jc w:val="both"/>
@@ -4549,7 +4602,7 @@
           <w:numId w:val="9"/>
         </w:numPr>
         <w:snapToGrid w:val="0"/>
-        <w:spacing w:before="60" w:after="0" w:line="240" w:lineRule="auto"/>
+        <w:spacing w:after="0" w:line="300" w:lineRule="auto"/>
         <w:ind w:left="0" w:firstLine="0"/>
         <w:contextualSpacing w:val="0"/>
         <w:jc w:val="both"/>
@@ -4574,7 +4627,7 @@
           <w:numId w:val="22"/>
         </w:numPr>
         <w:snapToGrid w:val="0"/>
-        <w:spacing w:before="60" w:after="0" w:line="240" w:lineRule="auto"/>
+        <w:spacing w:after="0" w:line="300" w:lineRule="auto"/>
         <w:ind w:left="0" w:firstLine="0"/>
         <w:contextualSpacing w:val="0"/>
         <w:jc w:val="both"/>
@@ -4601,7 +4654,7 @@
           <w:numId w:val="10"/>
         </w:numPr>
         <w:snapToGrid w:val="0"/>
-        <w:spacing w:before="60" w:after="0" w:line="240" w:lineRule="auto"/>
+        <w:spacing w:after="0" w:line="300" w:lineRule="auto"/>
         <w:ind w:left="0" w:firstLine="0"/>
         <w:contextualSpacing w:val="0"/>
         <w:jc w:val="both"/>
@@ -4626,7 +4679,7 @@
           <w:numId w:val="10"/>
         </w:numPr>
         <w:snapToGrid w:val="0"/>
-        <w:spacing w:before="60" w:after="0" w:line="240" w:lineRule="auto"/>
+        <w:spacing w:after="0" w:line="300" w:lineRule="auto"/>
         <w:ind w:left="0" w:firstLine="0"/>
         <w:contextualSpacing w:val="0"/>
         <w:jc w:val="both"/>
@@ -4646,7 +4699,7 @@
     <w:p>
       <w:pPr>
         <w:snapToGrid w:val="0"/>
-        <w:spacing w:before="60" w:after="0" w:line="240" w:lineRule="auto"/>
+        <w:spacing w:after="0" w:line="300" w:lineRule="auto"/>
         <w:jc w:val="center"/>
         <w:rPr>
           <w:rFonts w:eastAsia="Times New Roman" w:cs="Times New Roman"/>
@@ -4666,7 +4719,7 @@
     <w:p>
       <w:pPr>
         <w:snapToGrid w:val="0"/>
-        <w:spacing w:before="60" w:after="0" w:line="240" w:lineRule="auto"/>
+        <w:spacing w:after="0" w:line="300" w:lineRule="auto"/>
         <w:jc w:val="center"/>
         <w:rPr>
           <w:rFonts w:eastAsia="Times New Roman" w:cs="Times New Roman"/>
@@ -4691,7 +4744,7 @@
           <w:numId w:val="22"/>
         </w:numPr>
         <w:snapToGrid w:val="0"/>
-        <w:spacing w:before="60" w:after="0" w:line="240" w:lineRule="auto"/>
+        <w:spacing w:after="0" w:line="300" w:lineRule="auto"/>
         <w:ind w:left="0" w:firstLine="0"/>
         <w:contextualSpacing w:val="0"/>
         <w:jc w:val="both"/>
@@ -4718,7 +4771,7 @@
           <w:numId w:val="11"/>
         </w:numPr>
         <w:snapToGrid w:val="0"/>
-        <w:spacing w:before="60" w:after="0" w:line="240" w:lineRule="auto"/>
+        <w:spacing w:after="0" w:line="300" w:lineRule="auto"/>
         <w:ind w:left="0" w:firstLine="0"/>
         <w:contextualSpacing w:val="0"/>
         <w:jc w:val="both"/>
@@ -4743,7 +4796,7 @@
           <w:numId w:val="11"/>
         </w:numPr>
         <w:snapToGrid w:val="0"/>
-        <w:spacing w:before="60" w:after="0" w:line="240" w:lineRule="auto"/>
+        <w:spacing w:after="0" w:line="300" w:lineRule="auto"/>
         <w:ind w:left="0" w:firstLine="0"/>
         <w:contextualSpacing w:val="0"/>
         <w:jc w:val="both"/>
@@ -4768,7 +4821,7 @@
           <w:numId w:val="22"/>
         </w:numPr>
         <w:snapToGrid w:val="0"/>
-        <w:spacing w:before="60" w:after="0" w:line="240" w:lineRule="auto"/>
+        <w:spacing w:after="0" w:line="300" w:lineRule="auto"/>
         <w:ind w:left="0" w:firstLine="0"/>
         <w:contextualSpacing w:val="0"/>
         <w:jc w:val="both"/>
@@ -4795,7 +4848,7 @@
           <w:numId w:val="12"/>
         </w:numPr>
         <w:snapToGrid w:val="0"/>
-        <w:spacing w:before="60" w:after="0" w:line="240" w:lineRule="auto"/>
+        <w:spacing w:after="0" w:line="300" w:lineRule="auto"/>
         <w:ind w:left="0" w:firstLine="0"/>
         <w:contextualSpacing w:val="0"/>
         <w:jc w:val="both"/>
@@ -4821,7 +4874,7 @@
           <w:numId w:val="12"/>
         </w:numPr>
         <w:snapToGrid w:val="0"/>
-        <w:spacing w:before="60" w:after="0" w:line="240" w:lineRule="auto"/>
+        <w:spacing w:after="0" w:line="300" w:lineRule="auto"/>
         <w:ind w:left="0" w:firstLine="0"/>
         <w:contextualSpacing w:val="0"/>
         <w:jc w:val="both"/>
@@ -4846,7 +4899,7 @@
           <w:numId w:val="12"/>
         </w:numPr>
         <w:snapToGrid w:val="0"/>
-        <w:spacing w:before="60" w:after="0" w:line="240" w:lineRule="auto"/>
+        <w:spacing w:after="0" w:line="300" w:lineRule="auto"/>
         <w:ind w:left="0" w:firstLine="0"/>
         <w:contextualSpacing w:val="0"/>
         <w:jc w:val="both"/>
@@ -4871,7 +4924,7 @@
           <w:numId w:val="13"/>
         </w:numPr>
         <w:snapToGrid w:val="0"/>
-        <w:spacing w:before="60" w:after="0" w:line="240" w:lineRule="auto"/>
+        <w:spacing w:after="0" w:line="300" w:lineRule="auto"/>
         <w:ind w:left="0" w:firstLine="0"/>
         <w:contextualSpacing w:val="0"/>
         <w:jc w:val="both"/>
@@ -4896,7 +4949,7 @@
           <w:numId w:val="13"/>
         </w:numPr>
         <w:snapToGrid w:val="0"/>
-        <w:spacing w:before="60" w:after="0" w:line="240" w:lineRule="auto"/>
+        <w:spacing w:after="0" w:line="300" w:lineRule="auto"/>
         <w:ind w:left="0" w:firstLine="0"/>
         <w:contextualSpacing w:val="0"/>
         <w:jc w:val="both"/>
@@ -4916,7 +4969,7 @@
     <w:p>
       <w:pPr>
         <w:snapToGrid w:val="0"/>
-        <w:spacing w:before="60" w:after="0" w:line="240" w:lineRule="auto"/>
+        <w:spacing w:after="0" w:line="300" w:lineRule="auto"/>
         <w:jc w:val="center"/>
         <w:rPr>
           <w:rFonts w:eastAsia="Times New Roman" w:cs="Times New Roman"/>
@@ -4936,7 +4989,7 @@
     <w:p>
       <w:pPr>
         <w:snapToGrid w:val="0"/>
-        <w:spacing w:before="60" w:after="0" w:line="240" w:lineRule="auto"/>
+        <w:spacing w:after="0" w:line="300" w:lineRule="auto"/>
         <w:jc w:val="center"/>
         <w:rPr>
           <w:rFonts w:eastAsia="Times New Roman" w:cs="Times New Roman"/>
@@ -4961,7 +5014,7 @@
           <w:numId w:val="22"/>
         </w:numPr>
         <w:snapToGrid w:val="0"/>
-        <w:spacing w:before="60" w:after="0" w:line="240" w:lineRule="auto"/>
+        <w:spacing w:after="0" w:line="300" w:lineRule="auto"/>
         <w:ind w:left="0" w:firstLine="0"/>
         <w:contextualSpacing w:val="0"/>
         <w:jc w:val="both"/>
@@ -4988,7 +5041,7 @@
           <w:numId w:val="14"/>
         </w:numPr>
         <w:snapToGrid w:val="0"/>
-        <w:spacing w:before="60" w:after="0" w:line="240" w:lineRule="auto"/>
+        <w:spacing w:after="0" w:line="300" w:lineRule="auto"/>
         <w:ind w:left="0" w:firstLine="0"/>
         <w:contextualSpacing w:val="0"/>
         <w:jc w:val="both"/>
@@ -5013,7 +5066,7 @@
           <w:numId w:val="14"/>
         </w:numPr>
         <w:snapToGrid w:val="0"/>
-        <w:spacing w:before="60" w:after="0" w:line="240" w:lineRule="auto"/>
+        <w:spacing w:after="0" w:line="300" w:lineRule="auto"/>
         <w:ind w:left="0" w:firstLine="0"/>
         <w:contextualSpacing w:val="0"/>
         <w:jc w:val="both"/>
@@ -5038,7 +5091,7 @@
           <w:numId w:val="22"/>
         </w:numPr>
         <w:snapToGrid w:val="0"/>
-        <w:spacing w:before="60" w:after="0" w:line="240" w:lineRule="auto"/>
+        <w:spacing w:after="0" w:line="300" w:lineRule="auto"/>
         <w:ind w:left="0" w:firstLine="0"/>
         <w:contextualSpacing w:val="0"/>
         <w:jc w:val="both"/>
@@ -5065,7 +5118,7 @@
           <w:numId w:val="15"/>
         </w:numPr>
         <w:snapToGrid w:val="0"/>
-        <w:spacing w:before="60" w:after="0" w:line="240" w:lineRule="auto"/>
+        <w:spacing w:after="0" w:line="300" w:lineRule="auto"/>
         <w:ind w:left="0" w:firstLine="0"/>
         <w:contextualSpacing w:val="0"/>
         <w:jc w:val="both"/>
@@ -5090,7 +5143,7 @@
           <w:numId w:val="16"/>
         </w:numPr>
         <w:snapToGrid w:val="0"/>
-        <w:spacing w:before="60" w:after="0" w:line="240" w:lineRule="auto"/>
+        <w:spacing w:after="0" w:line="300" w:lineRule="auto"/>
         <w:ind w:left="0" w:firstLine="0"/>
         <w:contextualSpacing w:val="0"/>
         <w:jc w:val="both"/>
@@ -5115,7 +5168,7 @@
           <w:numId w:val="16"/>
         </w:numPr>
         <w:snapToGrid w:val="0"/>
-        <w:spacing w:before="60" w:after="0" w:line="240" w:lineRule="auto"/>
+        <w:spacing w:after="0" w:line="300" w:lineRule="auto"/>
         <w:ind w:left="0" w:firstLine="0"/>
         <w:contextualSpacing w:val="0"/>
         <w:jc w:val="both"/>
@@ -5140,7 +5193,7 @@
           <w:numId w:val="15"/>
         </w:numPr>
         <w:snapToGrid w:val="0"/>
-        <w:spacing w:before="60" w:after="0" w:line="240" w:lineRule="auto"/>
+        <w:spacing w:after="0" w:line="300" w:lineRule="auto"/>
         <w:ind w:left="0" w:firstLine="0"/>
         <w:contextualSpacing w:val="0"/>
         <w:jc w:val="both"/>
@@ -5165,7 +5218,7 @@
           <w:numId w:val="22"/>
         </w:numPr>
         <w:snapToGrid w:val="0"/>
-        <w:spacing w:before="60" w:after="0" w:line="240" w:lineRule="auto"/>
+        <w:spacing w:after="0" w:line="300" w:lineRule="auto"/>
         <w:ind w:left="0" w:firstLine="0"/>
         <w:contextualSpacing w:val="0"/>
         <w:jc w:val="both"/>
@@ -5187,7 +5240,7 @@
     <w:p>
       <w:pPr>
         <w:snapToGrid w:val="0"/>
-        <w:spacing w:before="60" w:after="0" w:line="240" w:lineRule="auto"/>
+        <w:spacing w:after="0" w:line="300" w:lineRule="auto"/>
         <w:jc w:val="both"/>
         <w:rPr>
           <w:rFonts w:eastAsia="Times New Roman" w:cs="Times New Roman"/>
@@ -5210,7 +5263,7 @@
           <w:numId w:val="18"/>
         </w:numPr>
         <w:snapToGrid w:val="0"/>
-        <w:spacing w:before="60" w:after="0" w:line="240" w:lineRule="auto"/>
+        <w:spacing w:after="0" w:line="300" w:lineRule="auto"/>
         <w:ind w:left="0" w:firstLine="0"/>
         <w:contextualSpacing w:val="0"/>
         <w:jc w:val="both"/>
@@ -5235,7 +5288,7 @@
           <w:numId w:val="17"/>
         </w:numPr>
         <w:snapToGrid w:val="0"/>
-        <w:spacing w:before="60" w:after="0" w:line="240" w:lineRule="auto"/>
+        <w:spacing w:after="0" w:line="300" w:lineRule="auto"/>
         <w:ind w:left="0" w:firstLine="0"/>
         <w:contextualSpacing w:val="0"/>
         <w:jc w:val="both"/>
@@ -5260,7 +5313,7 @@
           <w:numId w:val="17"/>
         </w:numPr>
         <w:snapToGrid w:val="0"/>
-        <w:spacing w:before="60" w:after="0" w:line="240" w:lineRule="auto"/>
+        <w:spacing w:after="0" w:line="300" w:lineRule="auto"/>
         <w:ind w:left="0" w:firstLine="0"/>
         <w:contextualSpacing w:val="0"/>
         <w:jc w:val="both"/>
@@ -5285,7 +5338,7 @@
           <w:numId w:val="17"/>
         </w:numPr>
         <w:snapToGrid w:val="0"/>
-        <w:spacing w:before="60" w:after="0" w:line="240" w:lineRule="auto"/>
+        <w:spacing w:after="0" w:line="300" w:lineRule="auto"/>
         <w:ind w:left="0" w:firstLine="0"/>
         <w:contextualSpacing w:val="0"/>
         <w:jc w:val="both"/>
@@ -5310,7 +5363,7 @@
           <w:numId w:val="17"/>
         </w:numPr>
         <w:snapToGrid w:val="0"/>
-        <w:spacing w:before="60" w:after="0" w:line="240" w:lineRule="auto"/>
+        <w:spacing w:after="0" w:line="300" w:lineRule="auto"/>
         <w:ind w:left="0" w:firstLine="0"/>
         <w:contextualSpacing w:val="0"/>
         <w:jc w:val="both"/>
@@ -5335,7 +5388,7 @@
           <w:numId w:val="17"/>
         </w:numPr>
         <w:snapToGrid w:val="0"/>
-        <w:spacing w:before="60" w:after="0" w:line="240" w:lineRule="auto"/>
+        <w:spacing w:after="0" w:line="300" w:lineRule="auto"/>
         <w:ind w:left="0" w:firstLine="0"/>
         <w:contextualSpacing w:val="0"/>
         <w:jc w:val="both"/>
@@ -5360,7 +5413,7 @@
           <w:numId w:val="18"/>
         </w:numPr>
         <w:snapToGrid w:val="0"/>
-        <w:spacing w:before="60" w:after="0" w:line="240" w:lineRule="auto"/>
+        <w:spacing w:after="0" w:line="300" w:lineRule="auto"/>
         <w:ind w:left="0" w:firstLine="0"/>
         <w:contextualSpacing w:val="0"/>
         <w:jc w:val="both"/>
@@ -5385,7 +5438,7 @@
           <w:numId w:val="18"/>
         </w:numPr>
         <w:snapToGrid w:val="0"/>
-        <w:spacing w:before="60" w:after="0" w:line="240" w:lineRule="auto"/>
+        <w:spacing w:after="0" w:line="300" w:lineRule="auto"/>
         <w:ind w:left="0" w:firstLine="0"/>
         <w:contextualSpacing w:val="0"/>
         <w:jc w:val="both"/>
@@ -5399,7 +5452,15 @@
           <w:rFonts w:eastAsia="Times New Roman" w:cs="Times New Roman"/>
           <w:szCs w:val="24"/>
         </w:rPr>
-        <w:t>Trong thời hạn 07 ngày làm việc kể từ ngày ban hành, quyết định giải thể phải được gửi đến Cơ quan đăng ký kinh doanh, cơ quan thuế, người lao động trong doanh nghiệp. Quyết định giải thể phải được đăng trên cổng thông tin quốc gia về đăng ký doanh nghiệp và được niêm yết công khai tại trụ sở chính, chi nhánh (nếu có), văn phòng đại diện (nếu có) của doanh nghiệp. Trường hợp doanh nghiệp còn nghĩa vụ tài chính chưa thanh toán thì phải gửi kèm theo quyết định giải thể và phương án giải quyết nợ đến các chủ nợ, người có quyền, nghĩa vụ và lợi ích có liên quan. Phương án giải quyết nợ phải có tên, địa chỉ của chủ nợ; số nợ, thời hạn, địa điểm và phương thức thanh toán số nợ đó; cách thức và thời hạn giải quyết khiếu nại của chủ nợ.</w:t>
+        <w:t xml:space="preserve">Trong thời hạn 07 ngày làm việc kể từ ngày ban hành, quyết định giải thể phải được gửi đến Cơ quan đăng ký kinh doanh, cơ quan thuế, người lao động trong doanh nghiệp. Quyết định giải thể phải được đăng trên cổng thông tin quốc gia về đăng ký doanh nghiệp và được niêm yết công khai tại trụ sở chính, chi nhánh (nếu có), văn phòng đại diện (nếu có) của doanh nghiệp. Trường hợp doanh nghiệp còn nghĩa vụ tài chính chưa thanh toán thì phải gửi kèm theo quyết định giải thể và phương án giải quyết nợ đến các chủ nợ, người có quyền, nghĩa vụ và lợi ích </w:t>
+      </w:r>
+      <w:r>
+        <w:rPr>
+          <w:rFonts w:eastAsia="Times New Roman" w:cs="Times New Roman"/>
+          <w:szCs w:val="24"/>
+        </w:rPr>
+        <w:lastRenderedPageBreak/>
+        <w:t>có liên quan. Phương án giải quyết nợ phải có tên, địa chỉ của chủ nợ; số nợ, thời hạn, địa điểm và phương thức thanh toán số nợ đó; cách thức và thời hạn giải quyết khiếu nại của chủ nợ.</w:t>
       </w:r>
     </w:p>
     <w:p>
@@ -5410,7 +5471,7 @@
           <w:numId w:val="18"/>
         </w:numPr>
         <w:snapToGrid w:val="0"/>
-        <w:spacing w:before="60" w:after="0" w:line="240" w:lineRule="auto"/>
+        <w:spacing w:after="0" w:line="300" w:lineRule="auto"/>
         <w:ind w:left="0" w:firstLine="0"/>
         <w:contextualSpacing w:val="0"/>
         <w:jc w:val="both"/>
@@ -5435,7 +5496,7 @@
           <w:numId w:val="19"/>
         </w:numPr>
         <w:snapToGrid w:val="0"/>
-        <w:spacing w:before="60" w:after="0" w:line="240" w:lineRule="auto"/>
+        <w:spacing w:after="0" w:line="300" w:lineRule="auto"/>
         <w:ind w:left="0" w:firstLine="0"/>
         <w:contextualSpacing w:val="0"/>
         <w:jc w:val="both"/>
@@ -5460,7 +5521,7 @@
           <w:numId w:val="19"/>
         </w:numPr>
         <w:snapToGrid w:val="0"/>
-        <w:spacing w:before="60" w:after="0" w:line="240" w:lineRule="auto"/>
+        <w:spacing w:after="0" w:line="300" w:lineRule="auto"/>
         <w:ind w:left="0" w:firstLine="0"/>
         <w:contextualSpacing w:val="0"/>
         <w:jc w:val="both"/>
@@ -5474,7 +5535,6 @@
           <w:rFonts w:eastAsia="Times New Roman" w:cs="Times New Roman"/>
           <w:szCs w:val="24"/>
         </w:rPr>
-        <w:lastRenderedPageBreak/>
         <w:t>Nợ thuế;</w:t>
       </w:r>
     </w:p>
@@ -5486,7 +5546,7 @@
           <w:numId w:val="19"/>
         </w:numPr>
         <w:snapToGrid w:val="0"/>
-        <w:spacing w:before="60" w:after="0" w:line="240" w:lineRule="auto"/>
+        <w:spacing w:after="0" w:line="300" w:lineRule="auto"/>
         <w:ind w:left="0" w:firstLine="0"/>
         <w:contextualSpacing w:val="0"/>
         <w:jc w:val="both"/>
@@ -5511,7 +5571,7 @@
           <w:numId w:val="18"/>
         </w:numPr>
         <w:snapToGrid w:val="0"/>
-        <w:spacing w:before="60" w:after="0" w:line="240" w:lineRule="auto"/>
+        <w:spacing w:after="0" w:line="300" w:lineRule="auto"/>
         <w:ind w:left="0" w:firstLine="0"/>
         <w:contextualSpacing w:val="0"/>
         <w:jc w:val="both"/>
@@ -5536,7 +5596,7 @@
           <w:numId w:val="18"/>
         </w:numPr>
         <w:snapToGrid w:val="0"/>
-        <w:spacing w:before="60" w:after="0" w:line="240" w:lineRule="auto"/>
+        <w:spacing w:after="0" w:line="300" w:lineRule="auto"/>
         <w:ind w:left="0" w:firstLine="0"/>
         <w:contextualSpacing w:val="0"/>
         <w:jc w:val="both"/>
@@ -5556,7 +5616,7 @@
     <w:p>
       <w:pPr>
         <w:snapToGrid w:val="0"/>
-        <w:spacing w:before="60" w:after="0" w:line="240" w:lineRule="auto"/>
+        <w:spacing w:after="0" w:line="300" w:lineRule="auto"/>
         <w:jc w:val="center"/>
         <w:rPr>
           <w:rFonts w:eastAsia="Times New Roman" w:cs="Times New Roman"/>
@@ -5576,7 +5636,7 @@
     <w:p>
       <w:pPr>
         <w:snapToGrid w:val="0"/>
-        <w:spacing w:before="60" w:after="0" w:line="240" w:lineRule="auto"/>
+        <w:spacing w:after="0" w:line="300" w:lineRule="auto"/>
         <w:jc w:val="center"/>
         <w:rPr>
           <w:rFonts w:eastAsia="Times New Roman" w:cs="Times New Roman"/>
@@ -5601,7 +5661,7 @@
           <w:numId w:val="22"/>
         </w:numPr>
         <w:snapToGrid w:val="0"/>
-        <w:spacing w:before="60" w:after="0" w:line="240" w:lineRule="auto"/>
+        <w:spacing w:after="0" w:line="300" w:lineRule="auto"/>
         <w:ind w:left="0" w:firstLine="0"/>
         <w:contextualSpacing w:val="0"/>
         <w:jc w:val="both"/>
@@ -5623,7 +5683,7 @@
     <w:p>
       <w:pPr>
         <w:snapToGrid w:val="0"/>
-        <w:spacing w:before="60" w:after="0" w:line="240" w:lineRule="auto"/>
+        <w:spacing w:after="0" w:line="300" w:lineRule="auto"/>
         <w:jc w:val="both"/>
         <w:rPr>
           <w:rFonts w:eastAsia="Times New Roman" w:cs="Times New Roman"/>
@@ -5646,7 +5706,7 @@
           <w:numId w:val="22"/>
         </w:numPr>
         <w:snapToGrid w:val="0"/>
-        <w:spacing w:before="60" w:after="0" w:line="240" w:lineRule="auto"/>
+        <w:spacing w:after="0" w:line="300" w:lineRule="auto"/>
         <w:ind w:left="0" w:firstLine="0"/>
         <w:contextualSpacing w:val="0"/>
         <w:jc w:val="both"/>
@@ -5673,7 +5733,7 @@
           <w:numId w:val="20"/>
         </w:numPr>
         <w:snapToGrid w:val="0"/>
-        <w:spacing w:before="60" w:after="0" w:line="240" w:lineRule="auto"/>
+        <w:spacing w:after="0" w:line="300" w:lineRule="auto"/>
         <w:ind w:left="0" w:firstLine="0"/>
         <w:contextualSpacing w:val="0"/>
         <w:jc w:val="both"/>
@@ -5698,7 +5758,7 @@
           <w:numId w:val="20"/>
         </w:numPr>
         <w:snapToGrid w:val="0"/>
-        <w:spacing w:before="60" w:after="0" w:line="240" w:lineRule="auto"/>
+        <w:spacing w:after="0" w:line="300" w:lineRule="auto"/>
         <w:ind w:left="0" w:firstLine="0"/>
         <w:contextualSpacing w:val="0"/>
         <w:jc w:val="both"/>
@@ -5723,7 +5783,7 @@
           <w:numId w:val="22"/>
         </w:numPr>
         <w:snapToGrid w:val="0"/>
-        <w:spacing w:before="60" w:after="0" w:line="240" w:lineRule="auto"/>
+        <w:spacing w:after="0" w:line="300" w:lineRule="auto"/>
         <w:ind w:left="0" w:firstLine="0"/>
         <w:contextualSpacing w:val="0"/>
         <w:jc w:val="both"/>
@@ -5750,7 +5810,7 @@
           <w:numId w:val="21"/>
         </w:numPr>
         <w:snapToGrid w:val="0"/>
-        <w:spacing w:before="60" w:after="0" w:line="240" w:lineRule="auto"/>
+        <w:spacing w:after="0" w:line="300" w:lineRule="auto"/>
         <w:ind w:left="0" w:firstLine="0"/>
         <w:contextualSpacing w:val="0"/>
         <w:jc w:val="both"/>
@@ -5775,7 +5835,7 @@
           <w:numId w:val="21"/>
         </w:numPr>
         <w:snapToGrid w:val="0"/>
-        <w:spacing w:before="60" w:after="0" w:line="240" w:lineRule="auto"/>
+        <w:spacing w:after="0" w:line="300" w:lineRule="auto"/>
         <w:ind w:left="0" w:firstLine="0"/>
         <w:contextualSpacing w:val="0"/>
         <w:jc w:val="both"/>
@@ -5800,7 +5860,7 @@
           <w:numId w:val="21"/>
         </w:numPr>
         <w:snapToGrid w:val="0"/>
-        <w:spacing w:before="60" w:after="0" w:line="240" w:lineRule="auto"/>
+        <w:spacing w:after="0" w:line="300" w:lineRule="auto"/>
         <w:ind w:left="0" w:firstLine="0"/>
         <w:contextualSpacing w:val="0"/>
         <w:jc w:val="both"/>
@@ -5825,7 +5885,7 @@
           <w:numId w:val="21"/>
         </w:numPr>
         <w:snapToGrid w:val="0"/>
-        <w:spacing w:before="60" w:after="0" w:line="240" w:lineRule="auto"/>
+        <w:spacing w:after="0" w:line="300" w:lineRule="auto"/>
         <w:ind w:left="0" w:firstLine="0"/>
         <w:contextualSpacing w:val="0"/>
         <w:jc w:val="both"/>
@@ -5873,7 +5933,7 @@
           <w:p>
             <w:pPr>
               <w:snapToGrid w:val="0"/>
-              <w:spacing w:before="60"/>
+              <w:spacing w:line="300" w:lineRule="auto"/>
               <w:jc w:val="center"/>
               <w:rPr>
                 <w:rFonts w:eastAsia="Times New Roman" w:cs="Times New Roman"/>
@@ -5895,7 +5955,7 @@
           <w:p>
             <w:pPr>
               <w:snapToGrid w:val="0"/>
-              <w:spacing w:before="60"/>
+              <w:spacing w:line="300" w:lineRule="auto"/>
               <w:jc w:val="center"/>
               <w:rPr>
                 <w:rFonts w:eastAsia="Times New Roman" w:cs="Times New Roman"/>
@@ -5911,7 +5971,7 @@
                 <w:tab w:val="left" w:pos="2640"/>
               </w:tabs>
               <w:snapToGrid w:val="0"/>
-              <w:spacing w:before="60"/>
+              <w:spacing w:line="300" w:lineRule="auto"/>
               <w:jc w:val="center"/>
               <w:rPr>
                 <w:rFonts w:eastAsia="Times New Roman" w:cs="Times New Roman"/>
@@ -5924,7 +5984,7 @@
           <w:p>
             <w:pPr>
               <w:snapToGrid w:val="0"/>
-              <w:spacing w:before="60"/>
+              <w:spacing w:line="300" w:lineRule="auto"/>
               <w:jc w:val="center"/>
               <w:rPr>
                 <w:rFonts w:eastAsia="Times New Roman" w:cs="Times New Roman"/>
@@ -5937,7 +5997,7 @@
           <w:p>
             <w:pPr>
               <w:snapToGrid w:val="0"/>
-              <w:spacing w:before="60"/>
+              <w:spacing w:line="300" w:lineRule="auto"/>
               <w:jc w:val="center"/>
               <w:rPr>
                 <w:rFonts w:eastAsia="Times New Roman" w:cs="Times New Roman"/>
@@ -5950,7 +6010,7 @@
           <w:p>
             <w:pPr>
               <w:snapToGrid w:val="0"/>
-              <w:spacing w:before="60"/>
+              <w:spacing w:line="300" w:lineRule="auto"/>
               <w:jc w:val="center"/>
               <w:rPr>
                 <w:rFonts w:eastAsia="Times New Roman" w:cs="Times New Roman"/>
@@ -5963,7 +6023,7 @@
           <w:p>
             <w:pPr>
               <w:snapToGrid w:val="0"/>
-              <w:spacing w:before="60"/>
+              <w:spacing w:line="300" w:lineRule="auto"/>
               <w:jc w:val="center"/>
               <w:rPr>
                 <w:rFonts w:eastAsia="Times New Roman" w:cs="Times New Roman"/>
@@ -5976,7 +6036,7 @@
           <w:p>
             <w:pPr>
               <w:snapToGrid w:val="0"/>
-              <w:spacing w:before="60"/>
+              <w:spacing w:line="300" w:lineRule="auto"/>
               <w:jc w:val="center"/>
               <w:rPr>
                 <w:rFonts w:eastAsia="Times New Roman" w:cs="Times New Roman"/>
@@ -6010,7 +6070,7 @@
           <w:p>
             <w:pPr>
               <w:snapToGrid w:val="0"/>
-              <w:spacing w:before="60"/>
+              <w:spacing w:line="300" w:lineRule="auto"/>
               <w:jc w:val="center"/>
               <w:rPr>
                 <w:rFonts w:eastAsia="Times New Roman" w:cs="Times New Roman"/>
@@ -6032,7 +6092,7 @@
           <w:p>
             <w:pPr>
               <w:snapToGrid w:val="0"/>
-              <w:spacing w:before="60"/>
+              <w:spacing w:line="300" w:lineRule="auto"/>
               <w:jc w:val="center"/>
               <w:rPr>
                 <w:rFonts w:eastAsia="Times New Roman" w:cs="Times New Roman"/>
@@ -6045,7 +6105,7 @@
           <w:p>
             <w:pPr>
               <w:snapToGrid w:val="0"/>
-              <w:spacing w:before="60"/>
+              <w:spacing w:line="300" w:lineRule="auto"/>
               <w:jc w:val="center"/>
               <w:rPr>
                 <w:rFonts w:eastAsia="Times New Roman" w:cs="Times New Roman"/>
@@ -6058,7 +6118,7 @@
           <w:p>
             <w:pPr>
               <w:snapToGrid w:val="0"/>
-              <w:spacing w:before="60"/>
+              <w:spacing w:line="300" w:lineRule="auto"/>
               <w:jc w:val="center"/>
               <w:rPr>
                 <w:rFonts w:eastAsia="Times New Roman" w:cs="Times New Roman"/>
@@ -6071,7 +6131,7 @@
           <w:p>
             <w:pPr>
               <w:snapToGrid w:val="0"/>
-              <w:spacing w:before="60"/>
+              <w:spacing w:line="300" w:lineRule="auto"/>
               <w:jc w:val="center"/>
               <w:rPr>
                 <w:rFonts w:eastAsia="Times New Roman" w:cs="Times New Roman"/>
@@ -6084,7 +6144,7 @@
           <w:p>
             <w:pPr>
               <w:snapToGrid w:val="0"/>
-              <w:spacing w:before="60"/>
+              <w:spacing w:line="300" w:lineRule="auto"/>
               <w:jc w:val="center"/>
               <w:rPr>
                 <w:rFonts w:eastAsia="Times New Roman" w:cs="Times New Roman"/>
@@ -6097,7 +6157,7 @@
           <w:p>
             <w:pPr>
               <w:snapToGrid w:val="0"/>
-              <w:spacing w:before="60"/>
+              <w:spacing w:line="300" w:lineRule="auto"/>
               <w:jc w:val="center"/>
               <w:rPr>
                 <w:rFonts w:eastAsia="Times New Roman" w:cs="Times New Roman"/>
@@ -6133,7 +6193,7 @@
     <w:p>
       <w:pPr>
         <w:snapToGrid w:val="0"/>
-        <w:spacing w:before="60" w:after="0" w:line="240" w:lineRule="auto"/>
+        <w:spacing w:after="0" w:line="300" w:lineRule="auto"/>
         <w:jc w:val="center"/>
         <w:rPr>
           <w:rFonts w:eastAsia="Times New Roman" w:cs="Times New Roman"/>
@@ -6146,7 +6206,7 @@
     <w:p>
       <w:pPr>
         <w:snapToGrid w:val="0"/>
-        <w:spacing w:before="60" w:after="0" w:line="240" w:lineRule="auto"/>
+        <w:spacing w:after="0" w:line="300" w:lineRule="auto"/>
         <w:jc w:val="center"/>
         <w:rPr>
           <w:rFonts w:eastAsia="Times New Roman" w:cs="Times New Roman"/>
